--- a/papers/cfd_visual_qa/latex/files_for_submission/eaai_submission/cover_letter.docx
+++ b/papers/cfd_visual_qa/latex/files_for_submission/eaai_submission/cover_letter.docx
@@ -1,168 +1,154 @@
 
 <file path=word/document.xml><?xml version="1.0" encoding="utf-8"?>
-<w:document xmlns:w="http://schemas.openxmlformats.org/wordprocessingml/2006/main" xmlns:m="http://schemas.openxmlformats.org/officeDocument/2006/math" xmlns:r="http://schemas.openxmlformats.org/officeDocument/2006/relationships" xmlns:o="urn:schemas-microsoft-com:office:office" xmlns:v="urn:schemas-microsoft-com:vml" xmlns:w10="urn:schemas-microsoft-com:office:word" xmlns:a="http://schemas.openxmlformats.org/drawingml/2006/main" xmlns:pic="http://schemas.openxmlformats.org/drawingml/2006/picture" xmlns:wp="http://schemas.openxmlformats.org/drawingml/2006/wordprocessingDrawing">
+<w:document xmlns:wpc="http://schemas.microsoft.com/office/word/2010/wordprocessingCanvas" xmlns:cx="http://schemas.microsoft.com/office/drawing/2014/chartex" xmlns:cx1="http://schemas.microsoft.com/office/drawing/2015/9/8/chartex" xmlns:cx2="http://schemas.microsoft.com/office/drawing/2015/10/21/chartex" xmlns:cx3="http://schemas.microsoft.com/office/drawing/2016/5/9/chartex" xmlns:cx4="http://schemas.microsoft.com/office/drawing/2016/5/10/chartex" xmlns:cx5="http://schemas.microsoft.com/office/drawing/2016/5/11/chartex" xmlns:cx6="http://schemas.microsoft.com/office/drawing/2016/5/12/chartex" xmlns:cx7="http://schemas.microsoft.com/office/drawing/2016/5/13/chartex" xmlns:cx8="http://schemas.microsoft.com/office/drawing/2016/5/14/chartex" xmlns:mc="http://schemas.openxmlformats.org/markup-compatibility/2006" xmlns:aink="http://schemas.microsoft.com/office/drawing/2016/ink" xmlns:am3d="http://schemas.microsoft.com/office/drawing/2017/model3d" xmlns:o="urn:schemas-microsoft-com:office:office" xmlns:oel="http://schemas.microsoft.com/office/2019/extlst" xmlns:r="http://schemas.openxmlformats.org/officeDocument/2006/relationships" xmlns:m="http://schemas.openxmlformats.org/officeDocument/2006/math" xmlns:v="urn:schemas-microsoft-com:vml" xmlns:wp14="http://schemas.microsoft.com/office/word/2010/wordprocessingDrawing" xmlns:wp="http://schemas.openxmlformats.org/drawingml/2006/wordprocessingDrawing" xmlns:w10="urn:schemas-microsoft-com:office:word" xmlns:w="http://schemas.openxmlformats.org/wordprocessingml/2006/main" xmlns:w14="http://schemas.microsoft.com/office/word/2010/wordml" xmlns:w15="http://schemas.microsoft.com/office/word/2012/wordml" xmlns:w16cex="http://schemas.microsoft.com/office/word/2018/wordml/cex" xmlns:w16cid="http://schemas.microsoft.com/office/word/2016/wordml/cid" xmlns:w16="http://schemas.microsoft.com/office/word/2018/wordml" xmlns:w16du="http://schemas.microsoft.com/office/word/2023/wordml/word16du" xmlns:w16sdtdh="http://schemas.microsoft.com/office/word/2020/wordml/sdtdatahash" xmlns:w16sdtfl="http://schemas.microsoft.com/office/word/2024/wordml/sdtformatlock" xmlns:w16se="http://schemas.microsoft.com/office/word/2015/wordml/symex" xmlns:wpg="http://schemas.microsoft.com/office/word/2010/wordprocessingGroup" xmlns:wpi="http://schemas.microsoft.com/office/word/2010/wordprocessingInk" xmlns:wne="http://schemas.microsoft.com/office/word/2006/wordml" xmlns:wps="http://schemas.microsoft.com/office/word/2010/wordprocessingShape" mc:Ignorable="w14 w15 w16se w16cid w16 w16cex w16sdtdh w16sdtfl w16du wp14">
   <w:body>
     <w:p>
       <w:pPr>
         <w:pStyle w:val="FirstParagraph"/>
       </w:pPr>
       <w:r>
-        <w:t xml:space="preserve">2026-04-01</w:t>
+        <w:t>2026-04-01</w:t>
       </w:r>
     </w:p>
     <w:p>
       <w:pPr>
-        <w:pStyle w:val="BodyText"/>
+        <w:pStyle w:val="a0"/>
       </w:pPr>
       <w:r>
-        <w:t xml:space="preserve">Dear Editor:</w:t>
+        <w:t>Dear Editor:</w:t>
       </w:r>
     </w:p>
     <w:p>
       <w:pPr>
-        <w:pStyle w:val="BodyText"/>
+        <w:pStyle w:val="a0"/>
       </w:pPr>
       <w:r>
-        <w:t xml:space="preserve">I wish to submit an original article entitled</w:t>
+        <w:t xml:space="preserve">I wish to submit an original article entitled </w:t>
       </w:r>
       <w:r>
-        <w:t xml:space="preserve"> </w:t>
+        <w:t>“Can Vision-Language Models Evaluate C</w:t>
       </w:r>
       <w:r>
-        <w:t xml:space="preserve">“Can Vision-Language Models Evaluate CFD? A Benchmark for Physical Plausibility Assessment of Flow Field Visualizations”</w:t>
+        <w:rPr>
+          <w:rFonts w:hint="eastAsia"/>
+          <w:lang w:eastAsia="ko-KR"/>
+        </w:rPr>
+        <w:t>omputational Fluid Dynamics</w:t>
       </w:r>
       <w:r>
-        <w:t xml:space="preserve"> </w:t>
-      </w:r>
-      <w:r>
-        <w:t xml:space="preserve">for consideration in Engineering Applications of Artificial Intelligence.</w:t>
+        <w:t>? A Benchmark for Physical Plausibility Assessment of Flow Field Visualizations” for consideration in Engineering Applications of Artificial Intelligence.</w:t>
       </w:r>
     </w:p>
     <w:p>
       <w:pPr>
-        <w:pStyle w:val="BodyText"/>
+        <w:pStyle w:val="a0"/>
       </w:pPr>
       <w:r>
-        <w:t xml:space="preserve">Automated CFD pipelines increasingly rely on AI for geometry extraction and simulation setup, yet no systematic method exists to validate the resulting flow fields without expert visual inspection. This manuscript introduces CFD-VisQA, the first benchmark for evaluating whether vision-language models can assess the physical plausibility of CFD flow field visualizations. No prior work has evaluated VLM capability for CFD result validation with a controlled benchmark and an API-isolated evaluation protocol.</w:t>
+        <w:t>Automated CFD pipelines increasingly rely on AI for geometry extraction and simulation setup, yet no systematic method exists to validate the resulting flow fields without expert visual inspection. This manuscript introduces CFD-VisQA, the first benchmark for evaluating whether vision-language models can assess the physical plausibility of CFD flow field visualizations. No prior work has evaluated VLM capability for CFD result validation with a controlled benchmark and an API-isolated evaluation protocol.</w:t>
       </w:r>
     </w:p>
     <w:p>
       <w:pPr>
-        <w:pStyle w:val="BodyText"/>
+        <w:pStyle w:val="a0"/>
       </w:pPr>
       <w:r>
-        <w:t xml:space="preserve">The study uses a 60-case benchmark (10 canonical thermal-fluid scenarios with 6 systematically generated error types), evaluating three frontier VLMs (Claude Opus 4.6, GPT-5.4, Gemini 3.1 Pro) and a domain expert under two conditions: setup-conditioned and image-only. The central finding is a rank reversal. With problem setup text, Claude leads at 88.9% accuracy with zero false negatives. Without setup text, the expert leads at 66.7% while Claude drops to 33.3%, indicating that VLM performance derives from setup-image cross-referencing rather than visual understanding of physics. We also show that subagent-based evaluation inflates accuracy from 88.9% to 99.6% due to filesystem contamination, establishing API isolation as a methodological requirement for VLM benchmarking.</w:t>
+        <w:t xml:space="preserve">The study uses a 60-case benchmark (10 canonical thermal-fluid scenarios with 6 systematically generated error types), evaluating three frontier VLMs (Claude Opus 4.6, GPT-5.4, Gemini 3.1 Pro) and a domain expert under two conditions: setup-conditioned and image-only. The central finding is a rank reversal. With problem setup text, Claude leads at 88.9% accuracy with zero false negatives. Without setup text, the expert leads at 66.7% while Claude drops to 33.3%, indicating that VLM performance derives from </w:t>
+      </w:r>
+      <w:r>
+        <w:t>setup-image cross-referencing rather than visual understanding of physics. We also show that subagent-based evaluation inflates accuracy from 88.9% to 99.6% due to filesystem contamination, establishing API isolation as a methodological requirement for VLM benchmarking.</w:t>
       </w:r>
     </w:p>
     <w:p>
       <w:pPr>
-        <w:pStyle w:val="BodyText"/>
+        <w:pStyle w:val="a0"/>
       </w:pPr>
       <w:r>
-        <w:t xml:space="preserve">This work falls within the scope of Engineering Applications of Artificial Intelligence. The study addresses a practical engineering problem, automated validation in CFD pipelines, using frontier AI models, and the benchmark provides a reusable resource for the research community. The findings have direct implications for deploying VLMs as automated validators in engineering simulation workflows.</w:t>
+        <w:t>This work falls within the scope of Engineering Applications of Artificial Intelligence. The study addresses a practical engineering problem, automated validation in CFD pipelines, using frontier AI models, and the benchmark provides a reusable resource for the research community. The findings have direct implications for deploying VLMs as automated validators in engineering simulation workflows.</w:t>
       </w:r>
     </w:p>
     <w:p>
       <w:pPr>
-        <w:pStyle w:val="BodyText"/>
+        <w:pStyle w:val="a0"/>
       </w:pPr>
       <w:r>
-        <w:t xml:space="preserve">This manuscript has not been published or presented elsewhere in part or in entirety and is not under consideration by another journal. I have no conflicts of interest to declare. I have read and understood the journal’s policies and submit this manuscript in accordance with them.</w:t>
+        <w:t>This manuscript has not been published or presented elsewhere in part or in entirety and is not under consideration by another journal. I have no conflicts of interest to declare. I have read and understood the journal’s policies and submit this manuscript in accordance with them.</w:t>
       </w:r>
     </w:p>
     <w:p>
       <w:pPr>
-        <w:pStyle w:val="BodyText"/>
+        <w:pStyle w:val="a0"/>
       </w:pPr>
       <w:r>
-        <w:t xml:space="preserve">Thank you for your consideration. I look forward to hearing from you.</w:t>
+        <w:t>Thank you for your consideration. I look forward to hearing from you.</w:t>
       </w:r>
     </w:p>
     <w:p>
       <w:pPr>
-        <w:pStyle w:val="BodyText"/>
+        <w:pStyle w:val="a0"/>
       </w:pPr>
       <w:r>
-        <w:t xml:space="preserve">Sincerely,</w:t>
+        <w:t>Sincerely,</w:t>
       </w:r>
     </w:p>
     <w:p>
       <w:pPr>
-        <w:pStyle w:val="BodyText"/>
+        <w:pStyle w:val="a0"/>
       </w:pPr>
       <w:r>
-        <w:t xml:space="preserve">Younghwan Joo</w:t>
+        <w:t>Younghwan Joo</w:t>
       </w:r>
     </w:p>
     <w:p>
       <w:pPr>
-        <w:pStyle w:val="BodyText"/>
+        <w:pStyle w:val="a0"/>
       </w:pPr>
       <w:r>
-        <w:t xml:space="preserve">Energy Efficiency Research Division</w:t>
+        <w:t>Energy Efficiency Research Division</w:t>
       </w:r>
     </w:p>
     <w:p>
       <w:pPr>
-        <w:pStyle w:val="BodyText"/>
+        <w:pStyle w:val="a0"/>
       </w:pPr>
       <w:r>
-        <w:t xml:space="preserve">Korea Institute of Energy Research</w:t>
+        <w:t>Korea Institute of Energy Research</w:t>
       </w:r>
     </w:p>
     <w:p>
       <w:pPr>
-        <w:pStyle w:val="BodyText"/>
+        <w:pStyle w:val="a0"/>
       </w:pPr>
       <w:r>
-        <w:t xml:space="preserve">152 Gajeong-ro, Yuseong-gu, Daejeon 34129, Republic of Korea</w:t>
+        <w:lastRenderedPageBreak/>
+        <w:t>152 Gajeong-ro, Yuseong-gu, Daejeon 34129, Republic of Korea</w:t>
       </w:r>
     </w:p>
     <w:p>
       <w:pPr>
-        <w:pStyle w:val="BodyText"/>
+        <w:pStyle w:val="a0"/>
       </w:pPr>
       <w:r>
-        <w:t xml:space="preserve">E-mail: yhjoo@kier.re.kr</w:t>
+        <w:t>E-mail: yhjoo@kier.re.kr</w:t>
       </w:r>
     </w:p>
     <w:sectPr>
       <w:footnotePr>
         <w:numRestart w:val="eachSect"/>
       </w:footnotePr>
+      <w:pgSz w:w="12240" w:h="15840"/>
+      <w:pgMar w:top="1701" w:right="1440" w:bottom="1440" w:left="1440" w:header="720" w:footer="720" w:gutter="0"/>
+      <w:cols w:space="720"/>
     </w:sectPr>
   </w:body>
 </w:document>
 </file>
 
-<file path=word/comments.xml><?xml version="1.0" encoding="utf-8"?>
-<w:comments xmlns:w="http://schemas.openxmlformats.org/wordprocessingml/2006/main" xmlns:m="http://schemas.openxmlformats.org/officeDocument/2006/math" xmlns:r="http://schemas.openxmlformats.org/officeDocument/2006/relationships" xmlns:o="urn:schemas-microsoft-com:office:office" xmlns:v="urn:schemas-microsoft-com:vml" xmlns:w10="urn:schemas-microsoft-com:office:word" xmlns:a="http://schemas.openxmlformats.org/drawingml/2006/main" xmlns:pic="http://schemas.openxmlformats.org/drawingml/2006/picture" xmlns:wp="http://schemas.openxmlformats.org/drawingml/2006/wordprocessingDrawing"/>
-</file>
-
-<file path=word/footnotes.xml><?xml version="1.0" encoding="utf-8"?>
-<w:footnotes xmlns:w="http://schemas.openxmlformats.org/wordprocessingml/2006/main" xmlns:m="http://schemas.openxmlformats.org/officeDocument/2006/math" xmlns:r="http://schemas.openxmlformats.org/officeDocument/2006/relationships" xmlns:o="urn:schemas-microsoft-com:office:office" xmlns:v="urn:schemas-microsoft-com:vml" xmlns:w10="urn:schemas-microsoft-com:office:word" xmlns:a="http://schemas.openxmlformats.org/drawingml/2006/main" xmlns:pic="http://schemas.openxmlformats.org/drawingml/2006/picture" xmlns:wp="http://schemas.openxmlformats.org/drawingml/2006/wordprocessingDrawing">
-  <w:footnote w:type="continuationSeparator" w:id="0">
-    <w:p>
-      <w:r>
-        <w:continuationSeparator/>
-      </w:r>
-    </w:p>
-  </w:footnote>
-  <w:footnote w:type="separator" w:id="-1">
-    <w:p>
-      <w:r>
-        <w:separator/>
-      </w:r>
-    </w:p>
-  </w:footnote>
-</w:footnotes>
-</file>
-
 <file path=word/numbering.xml><?xml version="1.0" encoding="utf-8"?>
-<w:numbering xmlns:w="http://schemas.openxmlformats.org/wordprocessingml/2006/main">
-  <w:abstractNum w:abstractNumId="990">
+<w:numbering xmlns:wpc="http://schemas.microsoft.com/office/word/2010/wordprocessingCanvas" xmlns:cx="http://schemas.microsoft.com/office/drawing/2014/chartex" xmlns:cx1="http://schemas.microsoft.com/office/drawing/2015/9/8/chartex" xmlns:cx2="http://schemas.microsoft.com/office/drawing/2015/10/21/chartex" xmlns:cx3="http://schemas.microsoft.com/office/drawing/2016/5/9/chartex" xmlns:cx4="http://schemas.microsoft.com/office/drawing/2016/5/10/chartex" xmlns:cx5="http://schemas.microsoft.com/office/drawing/2016/5/11/chartex" xmlns:cx6="http://schemas.microsoft.com/office/drawing/2016/5/12/chartex" xmlns:cx7="http://schemas.microsoft.com/office/drawing/2016/5/13/chartex" xmlns:cx8="http://schemas.microsoft.com/office/drawing/2016/5/14/chartex" xmlns:mc="http://schemas.openxmlformats.org/markup-compatibility/2006" xmlns:aink="http://schemas.microsoft.com/office/drawing/2016/ink" xmlns:am3d="http://schemas.microsoft.com/office/drawing/2017/model3d" xmlns:o="urn:schemas-microsoft-com:office:office" xmlns:oel="http://schemas.microsoft.com/office/2019/extlst" xmlns:r="http://schemas.openxmlformats.org/officeDocument/2006/relationships" xmlns:m="http://schemas.openxmlformats.org/officeDocument/2006/math" xmlns:v="urn:schemas-microsoft-com:vml" xmlns:wp14="http://schemas.microsoft.com/office/word/2010/wordprocessingDrawing" xmlns:wp="http://schemas.openxmlformats.org/drawingml/2006/wordprocessingDrawing" xmlns:w10="urn:schemas-microsoft-com:office:word" xmlns:w="http://schemas.openxmlformats.org/wordprocessingml/2006/main" xmlns:w14="http://schemas.microsoft.com/office/word/2010/wordml" xmlns:w15="http://schemas.microsoft.com/office/word/2012/wordml" xmlns:w16cex="http://schemas.microsoft.com/office/word/2018/wordml/cex" xmlns:w16cid="http://schemas.microsoft.com/office/word/2016/wordml/cid" xmlns:w16="http://schemas.microsoft.com/office/word/2018/wordml" xmlns:w16du="http://schemas.microsoft.com/office/word/2023/wordml/word16du" xmlns:w16sdtdh="http://schemas.microsoft.com/office/word/2020/wordml/sdtdatahash" xmlns:w16sdtfl="http://schemas.microsoft.com/office/word/2024/wordml/sdtformatlock" xmlns:w16se="http://schemas.microsoft.com/office/word/2015/wordml/symex" xmlns:wpg="http://schemas.microsoft.com/office/word/2010/wordprocessingGroup" xmlns:wpi="http://schemas.microsoft.com/office/word/2010/wordprocessingInk" xmlns:wne="http://schemas.microsoft.com/office/word/2006/wordml" xmlns:wps="http://schemas.microsoft.com/office/word/2010/wordprocessingShape" mc:Ignorable="w14 w15 w16se w16cid w16 w16cex w16sdtdh w16sdtfl w16du wp14">
+  <w:abstractNum w:abstractNumId="0" w15:restartNumberingAfterBreak="0">
     <w:nsid w:val="0000A990"/>
     <w:multiLevelType w:val="multilevel"/>
+    <w:tmpl w:val="ADECE324"/>
     <w:lvl w:ilvl="0">
       <w:numFmt w:val="bullet"/>
       <w:lvlText w:val=" "/>
@@ -236,21 +222,21 @@
       </w:pPr>
     </w:lvl>
   </w:abstractNum>
-  <w:num w:numId="1000">
-    <w:abstractNumId w:val="990"/>
+  <w:num w:numId="1" w16cid:durableId="204341532">
+    <w:abstractNumId w:val="0"/>
   </w:num>
 </w:numbering>
 </file>
 
 <file path=word/styles.xml><?xml version="1.0" encoding="utf-8"?>
-<w:styles xmlns:r="http://schemas.openxmlformats.org/officeDocument/2006/relationships" xmlns:w="http://schemas.openxmlformats.org/wordprocessingml/2006/main">
+<w:styles xmlns:mc="http://schemas.openxmlformats.org/markup-compatibility/2006" xmlns:r="http://schemas.openxmlformats.org/officeDocument/2006/relationships" xmlns:w="http://schemas.openxmlformats.org/wordprocessingml/2006/main" xmlns:w14="http://schemas.microsoft.com/office/word/2010/wordml" xmlns:w15="http://schemas.microsoft.com/office/word/2012/wordml" xmlns:w16cex="http://schemas.microsoft.com/office/word/2018/wordml/cex" xmlns:w16cid="http://schemas.microsoft.com/office/word/2016/wordml/cid" xmlns:w16="http://schemas.microsoft.com/office/word/2018/wordml" xmlns:w16du="http://schemas.microsoft.com/office/word/2023/wordml/word16du" xmlns:w16sdtdh="http://schemas.microsoft.com/office/word/2020/wordml/sdtdatahash" xmlns:w16sdtfl="http://schemas.microsoft.com/office/word/2024/wordml/sdtformatlock" xmlns:w16se="http://schemas.microsoft.com/office/word/2015/wordml/symex" mc:Ignorable="w14 w15 w16se w16cid w16 w16cex w16sdtdh w16sdtfl w16du">
   <w:docDefaults>
     <w:rPrDefault>
       <w:rPr>
-        <w:rFonts w:asciiTheme="minorHAnsi" w:cstheme="minorBidi" w:eastAsiaTheme="minorEastAsia" w:hAnsiTheme="minorHAnsi"/>
+        <w:rFonts w:asciiTheme="minorHAnsi" w:eastAsiaTheme="minorEastAsia" w:hAnsiTheme="minorHAnsi" w:cstheme="minorBidi"/>
         <w:sz w:val="24"/>
         <w:szCs w:val="24"/>
-        <w:lang w:bidi="ar-SA" w:eastAsia="zh-CN" w:val="en-US"/>
+        <w:lang w:val="en-US" w:eastAsia="zh-CN" w:bidi="ar-SA"/>
       </w:rPr>
     </w:rPrDefault>
     <w:pPrDefault>
@@ -259,327 +245,414 @@
       </w:pPr>
     </w:pPrDefault>
   </w:docDefaults>
-  <w:latentStyles w:count="276" w:defLockedState="0" w:defQFormat="0" w:defSemiHidden="0" w:defUIPriority="0" w:defUnhideWhenUsed="0"/>
-  <w:style w:default="1" w:styleId="Normal" w:type="paragraph">
+  <w:latentStyles w:defLockedState="0" w:defUIPriority="0" w:defSemiHidden="0" w:defUnhideWhenUsed="0" w:defQFormat="0" w:count="376">
+    <w:lsdException w:name="Normal Table" w:semiHidden="1" w:unhideWhenUsed="1"/>
+    <w:lsdException w:name="Table Simple 1" w:semiHidden="1" w:unhideWhenUsed="1"/>
+    <w:lsdException w:name="Table Simple 2" w:semiHidden="1" w:unhideWhenUsed="1"/>
+    <w:lsdException w:name="Table Simple 3" w:semiHidden="1" w:unhideWhenUsed="1"/>
+    <w:lsdException w:name="Table Classic 1" w:semiHidden="1" w:unhideWhenUsed="1"/>
+    <w:lsdException w:name="Table Classic 2" w:semiHidden="1" w:unhideWhenUsed="1"/>
+    <w:lsdException w:name="Table Classic 3" w:semiHidden="1" w:unhideWhenUsed="1"/>
+    <w:lsdException w:name="Table Classic 4" w:semiHidden="1" w:unhideWhenUsed="1"/>
+    <w:lsdException w:name="Table Colorful 1" w:semiHidden="1" w:unhideWhenUsed="1"/>
+    <w:lsdException w:name="Table Colorful 2" w:semiHidden="1" w:unhideWhenUsed="1"/>
+    <w:lsdException w:name="Table Colorful 3" w:semiHidden="1" w:unhideWhenUsed="1"/>
+    <w:lsdException w:name="Table Columns 1" w:semiHidden="1" w:unhideWhenUsed="1"/>
+    <w:lsdException w:name="Table Columns 2" w:semiHidden="1" w:unhideWhenUsed="1"/>
+    <w:lsdException w:name="Table Columns 3" w:semiHidden="1" w:unhideWhenUsed="1"/>
+    <w:lsdException w:name="Table Columns 4" w:semiHidden="1" w:unhideWhenUsed="1"/>
+    <w:lsdException w:name="Table Columns 5" w:semiHidden="1" w:unhideWhenUsed="1"/>
+    <w:lsdException w:name="Table Grid 1" w:semiHidden="1" w:unhideWhenUsed="1"/>
+    <w:lsdException w:name="Table Grid 2" w:semiHidden="1" w:unhideWhenUsed="1"/>
+    <w:lsdException w:name="Table Grid 3" w:semiHidden="1" w:unhideWhenUsed="1"/>
+    <w:lsdException w:name="Table Grid 4" w:semiHidden="1" w:unhideWhenUsed="1"/>
+    <w:lsdException w:name="Table Grid 5" w:semiHidden="1" w:unhideWhenUsed="1"/>
+    <w:lsdException w:name="Table Grid 6" w:semiHidden="1" w:unhideWhenUsed="1"/>
+    <w:lsdException w:name="Table Grid 7" w:semiHidden="1" w:unhideWhenUsed="1"/>
+    <w:lsdException w:name="Table Grid 8" w:semiHidden="1" w:unhideWhenUsed="1"/>
+    <w:lsdException w:name="Table List 1" w:semiHidden="1" w:unhideWhenUsed="1"/>
+    <w:lsdException w:name="Table List 2" w:semiHidden="1" w:unhideWhenUsed="1"/>
+    <w:lsdException w:name="Table List 3" w:semiHidden="1" w:unhideWhenUsed="1"/>
+    <w:lsdException w:name="Table List 4" w:semiHidden="1" w:unhideWhenUsed="1"/>
+    <w:lsdException w:name="Table List 5" w:semiHidden="1" w:unhideWhenUsed="1"/>
+    <w:lsdException w:name="Table List 6" w:semiHidden="1" w:unhideWhenUsed="1"/>
+    <w:lsdException w:name="Table List 7" w:semiHidden="1" w:unhideWhenUsed="1"/>
+    <w:lsdException w:name="Table List 8" w:semiHidden="1" w:unhideWhenUsed="1"/>
+    <w:lsdException w:name="Table 3D effects 1" w:semiHidden="1" w:unhideWhenUsed="1"/>
+    <w:lsdException w:name="Table 3D effects 2" w:semiHidden="1" w:unhideWhenUsed="1"/>
+    <w:lsdException w:name="Table 3D effects 3" w:semiHidden="1" w:unhideWhenUsed="1"/>
+    <w:lsdException w:name="Table Contemporary" w:semiHidden="1" w:unhideWhenUsed="1"/>
+    <w:lsdException w:name="Table Elegant" w:semiHidden="1" w:unhideWhenUsed="1"/>
+    <w:lsdException w:name="Table Professional" w:semiHidden="1" w:unhideWhenUsed="1"/>
+    <w:lsdException w:name="Table Subtle 1" w:semiHidden="1" w:unhideWhenUsed="1"/>
+    <w:lsdException w:name="Table Subtle 2" w:semiHidden="1" w:unhideWhenUsed="1"/>
+    <w:lsdException w:name="Table Web 1" w:semiHidden="1" w:unhideWhenUsed="1"/>
+    <w:lsdException w:name="Table Web 2" w:semiHidden="1" w:unhideWhenUsed="1"/>
+    <w:lsdException w:name="Table Web 3" w:semiHidden="1" w:unhideWhenUsed="1"/>
+    <w:lsdException w:name="Table Theme" w:semiHidden="1" w:unhideWhenUsed="1"/>
+    <w:lsdException w:name="Light Shading"/>
+    <w:lsdException w:name="Light List"/>
+    <w:lsdException w:name="Light Grid"/>
+    <w:lsdException w:name="Medium Shading 1"/>
+    <w:lsdException w:name="Medium Shading 2"/>
+    <w:lsdException w:name="Medium List 1"/>
+    <w:lsdException w:name="Medium List 2"/>
+    <w:lsdException w:name="Medium Grid 1"/>
+    <w:lsdException w:name="Medium Grid 2"/>
+    <w:lsdException w:name="Medium Grid 3"/>
+    <w:lsdException w:name="Dark List"/>
+    <w:lsdException w:name="Colorful Shading"/>
+    <w:lsdException w:name="Colorful List"/>
+    <w:lsdException w:name="Colorful Grid"/>
+    <w:lsdException w:name="Light Shading Accent 1"/>
+    <w:lsdException w:name="Light List Accent 1"/>
+    <w:lsdException w:name="Light Grid Accent 1"/>
+    <w:lsdException w:name="Medium Shading 1 Accent 1"/>
+    <w:lsdException w:name="Medium Shading 2 Accent 1"/>
+    <w:lsdException w:name="Medium List 1 Accent 1"/>
+    <w:lsdException w:name="Medium List 2 Accent 1"/>
+    <w:lsdException w:name="Medium Grid 1 Accent 1"/>
+    <w:lsdException w:name="Medium Grid 2 Accent 1"/>
+    <w:lsdException w:name="Medium Grid 3 Accent 1"/>
+    <w:lsdException w:name="Dark List Accent 1"/>
+    <w:lsdException w:name="Colorful Shading Accent 1"/>
+    <w:lsdException w:name="Colorful List Accent 1"/>
+    <w:lsdException w:name="Colorful Grid Accent 1"/>
+    <w:lsdException w:name="Light Shading Accent 2"/>
+    <w:lsdException w:name="Light List Accent 2"/>
+    <w:lsdException w:name="Light Grid Accent 2"/>
+    <w:lsdException w:name="Medium Shading 1 Accent 2"/>
+    <w:lsdException w:name="Medium Shading 2 Accent 2"/>
+    <w:lsdException w:name="Medium List 1 Accent 2"/>
+    <w:lsdException w:name="Medium List 2 Accent 2"/>
+    <w:lsdException w:name="Medium Grid 1 Accent 2"/>
+    <w:lsdException w:name="Medium Grid 2 Accent 2"/>
+    <w:lsdException w:name="Medium Grid 3 Accent 2"/>
+    <w:lsdException w:name="Dark List Accent 2"/>
+    <w:lsdException w:name="Colorful Shading Accent 2"/>
+    <w:lsdException w:name="Colorful List Accent 2"/>
+    <w:lsdException w:name="Colorful Grid Accent 2"/>
+    <w:lsdException w:name="Light Shading Accent 3"/>
+    <w:lsdException w:name="Light List Accent 3"/>
+    <w:lsdException w:name="Light Grid Accent 3"/>
+    <w:lsdException w:name="Medium Shading 1 Accent 3"/>
+    <w:lsdException w:name="Medium Shading 2 Accent 3"/>
+    <w:lsdException w:name="Medium List 1 Accent 3"/>
+    <w:lsdException w:name="Medium List 2 Accent 3"/>
+    <w:lsdException w:name="Medium Grid 1 Accent 3"/>
+    <w:lsdException w:name="Medium Grid 2 Accent 3"/>
+    <w:lsdException w:name="Medium Grid 3 Accent 3"/>
+    <w:lsdException w:name="Dark List Accent 3"/>
+    <w:lsdException w:name="Colorful Shading Accent 3"/>
+    <w:lsdException w:name="Colorful List Accent 3"/>
+    <w:lsdException w:name="Colorful Grid Accent 3"/>
+    <w:lsdException w:name="Light Shading Accent 4"/>
+    <w:lsdException w:name="Light List Accent 4"/>
+    <w:lsdException w:name="Light Grid Accent 4"/>
+    <w:lsdException w:name="Medium Shading 1 Accent 4"/>
+    <w:lsdException w:name="Medium Shading 2 Accent 4"/>
+    <w:lsdException w:name="Medium List 1 Accent 4"/>
+    <w:lsdException w:name="Medium List 2 Accent 4"/>
+    <w:lsdException w:name="Medium Grid 1 Accent 4"/>
+    <w:lsdException w:name="Medium Grid 2 Accent 4"/>
+    <w:lsdException w:name="Medium Grid 3 Accent 4"/>
+    <w:lsdException w:name="Dark List Accent 4"/>
+    <w:lsdException w:name="Colorful Shading Accent 4"/>
+    <w:lsdException w:name="Colorful List Accent 4"/>
+    <w:lsdException w:name="Colorful Grid Accent 4"/>
+    <w:lsdException w:name="Light Shading Accent 5"/>
+    <w:lsdException w:name="Light List Accent 5"/>
+    <w:lsdException w:name="Light Grid Accent 5"/>
+    <w:lsdException w:name="Medium Shading 1 Accent 5"/>
+    <w:lsdException w:name="Medium Shading 2 Accent 5"/>
+    <w:lsdException w:name="Medium List 1 Accent 5"/>
+    <w:lsdException w:name="Medium List 2 Accent 5"/>
+    <w:lsdException w:name="Medium Grid 1 Accent 5"/>
+    <w:lsdException w:name="Medium Grid 2 Accent 5"/>
+    <w:lsdException w:name="Medium Grid 3 Accent 5"/>
+    <w:lsdException w:name="Dark List Accent 5"/>
+    <w:lsdException w:name="Colorful Shading Accent 5"/>
+    <w:lsdException w:name="Colorful List Accent 5"/>
+    <w:lsdException w:name="Colorful Grid Accent 5"/>
+    <w:lsdException w:name="Light Shading Accent 6"/>
+    <w:lsdException w:name="Light List Accent 6"/>
+    <w:lsdException w:name="Light Grid Accent 6"/>
+    <w:lsdException w:name="Medium Shading 1 Accent 6"/>
+    <w:lsdException w:name="Medium Shading 2 Accent 6"/>
+    <w:lsdException w:name="Medium List 1 Accent 6"/>
+    <w:lsdException w:name="Medium List 2 Accent 6"/>
+    <w:lsdException w:name="Medium Grid 1 Accent 6"/>
+    <w:lsdException w:name="Medium Grid 2 Accent 6"/>
+    <w:lsdException w:name="Medium Grid 3 Accent 6"/>
+    <w:lsdException w:name="Dark List Accent 6"/>
+    <w:lsdException w:name="Colorful Shading Accent 6"/>
+    <w:lsdException w:name="Colorful List Accent 6"/>
+    <w:lsdException w:name="Colorful Grid Accent 6"/>
+    <w:lsdException w:name="Grid Table 4" w:uiPriority="49"/>
+    <w:lsdException w:name="Grid Table 5 Dark" w:uiPriority="50"/>
+    <w:lsdException w:name="Grid Table 6 Colorful" w:uiPriority="51"/>
+    <w:lsdException w:name="Grid Table 7 Colorful" w:uiPriority="52"/>
+    <w:lsdException w:name="Grid Table 1 Light Accent 1" w:uiPriority="46"/>
+    <w:lsdException w:name="Grid Table 2 Accent 1" w:uiPriority="47"/>
+    <w:lsdException w:name="Grid Table 3 Accent 1" w:uiPriority="48"/>
+    <w:lsdException w:name="Grid Table 4 Accent 1" w:uiPriority="49"/>
+    <w:lsdException w:name="Grid Table 5 Dark Accent 1" w:uiPriority="50"/>
+    <w:lsdException w:name="Grid Table 6 Colorful Accent 1" w:uiPriority="51"/>
+    <w:lsdException w:name="Grid Table 7 Colorful Accent 1" w:uiPriority="52"/>
+    <w:lsdException w:name="Grid Table 1 Light Accent 2" w:uiPriority="46"/>
+    <w:lsdException w:name="Grid Table 2 Accent 2" w:uiPriority="47"/>
+    <w:lsdException w:name="Grid Table 3 Accent 2" w:uiPriority="48"/>
+    <w:lsdException w:name="Grid Table 4 Accent 2" w:uiPriority="49"/>
+    <w:lsdException w:name="Grid Table 5 Dark Accent 2" w:uiPriority="50"/>
+    <w:lsdException w:name="Grid Table 6 Colorful Accent 2" w:uiPriority="51"/>
+    <w:lsdException w:name="Grid Table 7 Colorful Accent 2" w:uiPriority="52"/>
+    <w:lsdException w:name="Grid Table 1 Light Accent 3" w:uiPriority="46"/>
+    <w:lsdException w:name="Grid Table 2 Accent 3" w:uiPriority="47"/>
+    <w:lsdException w:name="Grid Table 3 Accent 3" w:uiPriority="48"/>
+    <w:lsdException w:name="Grid Table 4 Accent 3" w:uiPriority="49"/>
+    <w:lsdException w:name="Grid Table 5 Dark Accent 3" w:uiPriority="50"/>
+    <w:lsdException w:name="Grid Table 6 Colorful Accent 3" w:uiPriority="51"/>
+    <w:lsdException w:name="Grid Table 7 Colorful Accent 3" w:uiPriority="52"/>
+    <w:lsdException w:name="Grid Table 1 Light Accent 4" w:uiPriority="46"/>
+    <w:lsdException w:name="Grid Table 2 Accent 4" w:uiPriority="47"/>
+    <w:lsdException w:name="Grid Table 3 Accent 4" w:uiPriority="48"/>
+    <w:lsdException w:name="Grid Table 4 Accent 4" w:uiPriority="49"/>
+    <w:lsdException w:name="Grid Table 5 Dark Accent 4" w:uiPriority="50"/>
+    <w:lsdException w:name="Grid Table 6 Colorful Accent 4" w:uiPriority="51"/>
+    <w:lsdException w:name="Grid Table 7 Colorful Accent 4" w:uiPriority="52"/>
+    <w:lsdException w:name="Grid Table 1 Light Accent 5" w:uiPriority="46"/>
+    <w:lsdException w:name="Grid Table 2 Accent 5" w:uiPriority="47"/>
+    <w:lsdException w:name="Grid Table 3 Accent 5" w:uiPriority="48"/>
+    <w:lsdException w:name="Grid Table 4 Accent 5" w:uiPriority="49"/>
+    <w:lsdException w:name="Grid Table 5 Dark Accent 5" w:uiPriority="50"/>
+    <w:lsdException w:name="Grid Table 6 Colorful Accent 5" w:uiPriority="51"/>
+    <w:lsdException w:name="Grid Table 7 Colorful Accent 5" w:uiPriority="52"/>
+    <w:lsdException w:name="Grid Table 1 Light Accent 6" w:uiPriority="46"/>
+    <w:lsdException w:name="Grid Table 2 Accent 6" w:uiPriority="47"/>
+    <w:lsdException w:name="Grid Table 3 Accent 6" w:uiPriority="48"/>
+    <w:lsdException w:name="Grid Table 4 Accent 6" w:uiPriority="49"/>
+    <w:lsdException w:name="Grid Table 5 Dark Accent 6" w:uiPriority="50"/>
+    <w:lsdException w:name="Grid Table 6 Colorful Accent 6" w:uiPriority="51"/>
+    <w:lsdException w:name="Grid Table 7 Colorful Accent 6" w:uiPriority="52"/>
+    <w:lsdException w:name="List Table 1 Light" w:uiPriority="46"/>
+    <w:lsdException w:name="List Table 2" w:uiPriority="47"/>
+    <w:lsdException w:name="List Table 3" w:uiPriority="48"/>
+    <w:lsdException w:name="List Table 4" w:uiPriority="49"/>
+    <w:lsdException w:name="List Table 5 Dark" w:uiPriority="50"/>
+    <w:lsdException w:name="List Table 6 Colorful" w:uiPriority="51"/>
+    <w:lsdException w:name="List Table 7 Colorful" w:uiPriority="52"/>
+    <w:lsdException w:name="List Table 1 Light Accent 1" w:uiPriority="46"/>
+    <w:lsdException w:name="List Table 2 Accent 1" w:uiPriority="47"/>
+    <w:lsdException w:name="List Table 3 Accent 1" w:uiPriority="48"/>
+    <w:lsdException w:name="List Table 4 Accent 1" w:uiPriority="49"/>
+    <w:lsdException w:name="List Table 5 Dark Accent 1" w:uiPriority="50"/>
+    <w:lsdException w:name="List Table 6 Colorful Accent 1" w:uiPriority="51"/>
+    <w:lsdException w:name="List Table 7 Colorful Accent 1" w:uiPriority="52"/>
+    <w:lsdException w:name="List Table 1 Light Accent 2" w:uiPriority="46"/>
+    <w:lsdException w:name="List Table 2 Accent 2" w:uiPriority="47"/>
+    <w:lsdException w:name="List Table 3 Accent 2" w:uiPriority="48"/>
+    <w:lsdException w:name="List Table 4 Accent 2" w:uiPriority="49"/>
+    <w:lsdException w:name="List Table 5 Dark Accent 2" w:uiPriority="50"/>
+    <w:lsdException w:name="List Table 6 Colorful Accent 2" w:uiPriority="51"/>
+    <w:lsdException w:name="List Table 7 Colorful Accent 2" w:uiPriority="52"/>
+    <w:lsdException w:name="List Table 1 Light Accent 3" w:uiPriority="46"/>
+    <w:lsdException w:name="List Table 2 Accent 3" w:uiPriority="47"/>
+    <w:lsdException w:name="List Table 3 Accent 3" w:uiPriority="48"/>
+    <w:lsdException w:name="List Table 4 Accent 3" w:uiPriority="49"/>
+    <w:lsdException w:name="List Table 5 Dark Accent 3" w:uiPriority="50"/>
+    <w:lsdException w:name="List Table 6 Colorful Accent 3" w:uiPriority="51"/>
+    <w:lsdException w:name="List Table 7 Colorful Accent 3" w:uiPriority="52"/>
+    <w:lsdException w:name="List Table 1 Light Accent 4" w:uiPriority="46"/>
+    <w:lsdException w:name="List Table 2 Accent 4" w:uiPriority="47"/>
+    <w:lsdException w:name="List Table 3 Accent 4" w:uiPriority="48"/>
+    <w:lsdException w:name="List Table 4 Accent 4" w:uiPriority="49"/>
+    <w:lsdException w:name="List Table 5 Dark Accent 4" w:uiPriority="50"/>
+    <w:lsdException w:name="List Table 6 Colorful Accent 4" w:uiPriority="51"/>
+    <w:lsdException w:name="List Table 7 Colorful Accent 4" w:uiPriority="52"/>
+    <w:lsdException w:name="List Table 1 Light Accent 5" w:uiPriority="46"/>
+    <w:lsdException w:name="List Table 2 Accent 5" w:uiPriority="47"/>
+    <w:lsdException w:name="List Table 3 Accent 5" w:uiPriority="48"/>
+    <w:lsdException w:name="List Table 4 Accent 5" w:uiPriority="49"/>
+    <w:lsdException w:name="List Table 5 Dark Accent 5" w:uiPriority="50"/>
+    <w:lsdException w:name="List Table 6 Colorful Accent 5" w:uiPriority="51"/>
+    <w:lsdException w:name="List Table 7 Colorful Accent 5" w:uiPriority="52"/>
+    <w:lsdException w:name="List Table 1 Light Accent 6" w:uiPriority="46"/>
+    <w:lsdException w:name="List Table 2 Accent 6" w:uiPriority="47"/>
+    <w:lsdException w:name="List Table 3 Accent 6" w:uiPriority="48"/>
+    <w:lsdException w:name="List Table 4 Accent 6" w:uiPriority="49"/>
+    <w:lsdException w:name="List Table 5 Dark Accent 6" w:uiPriority="50"/>
+    <w:lsdException w:name="List Table 6 Colorful Accent 6" w:uiPriority="51"/>
+    <w:lsdException w:name="List Table 7 Colorful Accent 6" w:uiPriority="52"/>
+    <w:lsdException w:name="Mention" w:semiHidden="1" w:uiPriority="99" w:unhideWhenUsed="1"/>
+    <w:lsdException w:name="Smart Hyperlink" w:semiHidden="1" w:uiPriority="99" w:unhideWhenUsed="1"/>
+    <w:lsdException w:name="Hashtag" w:semiHidden="1" w:uiPriority="99" w:unhideWhenUsed="1"/>
+    <w:lsdException w:name="Unresolved Mention" w:semiHidden="1" w:uiPriority="99" w:unhideWhenUsed="1"/>
+    <w:lsdException w:name="Smart Link" w:semiHidden="1" w:uiPriority="99" w:unhideWhenUsed="1"/>
+  </w:latentStyles>
+  <w:style w:type="paragraph" w:default="1" w:styleId="a">
     <w:name w:val="Normal"/>
     <w:qFormat/>
   </w:style>
-  <w:style w:styleId="BodyText" w:type="paragraph">
-    <w:name w:val="Body Text"/>
-    <w:basedOn w:val="Normal"/>
-    <w:link w:val="BodyTextChar"/>
-    <w:qFormat/>
-    <w:pPr>
-      <w:spacing w:after="180" w:before="180"/>
-    </w:pPr>
-  </w:style>
-  <w:style w:customStyle="1" w:styleId="FirstParagraph" w:type="paragraph">
-    <w:name w:val="First Paragraph"/>
-    <w:basedOn w:val="BodyText"/>
-    <w:next w:val="BodyText"/>
-    <w:qFormat/>
-  </w:style>
-  <w:style w:customStyle="1" w:styleId="Compact" w:type="paragraph">
-    <w:name w:val="Compact"/>
-    <w:basedOn w:val="BodyText"/>
-    <w:qFormat/>
-    <w:pPr>
-      <w:spacing w:after="36" w:before="36"/>
-    </w:pPr>
-  </w:style>
-  <w:style w:styleId="Title" w:type="paragraph">
-    <w:name w:val="Title"/>
-    <w:basedOn w:val="Normal"/>
-    <w:next w:val="BodyText"/>
-    <w:link w:val="TitleChar"/>
-    <w:uiPriority w:val="10"/>
-    <w:qFormat/>
-    <w:rsid w:val="00A10FD9"/>
-    <w:pPr>
-      <w:spacing w:after="80" w:line="240" w:lineRule="auto"/>
-      <w:contextualSpacing/>
-      <w:jc w:val="center"/>
-    </w:pPr>
-    <w:rPr>
-      <w:rFonts w:asciiTheme="majorHAnsi" w:cstheme="majorBidi" w:eastAsiaTheme="majorEastAsia" w:hAnsiTheme="majorHAnsi"/>
-      <w:sz w:val="56"/>
-      <w:szCs w:val="56"/>
-    </w:rPr>
-  </w:style>
-  <w:style w:customStyle="1" w:styleId="TitleChar" w:type="character">
-    <w:name w:val="Title Char"/>
-    <w:basedOn w:val="DefaultParagraphFont"/>
-    <w:link w:val="Title"/>
-    <w:uiPriority w:val="10"/>
-    <w:rsid w:val="00A10FD9"/>
-    <w:rPr>
-      <w:rFonts w:asciiTheme="majorHAnsi" w:cstheme="majorBidi" w:eastAsiaTheme="majorEastAsia" w:hAnsiTheme="majorHAnsi"/>
-      <w:sz w:val="56"/>
-      <w:szCs w:val="56"/>
-    </w:rPr>
-  </w:style>
-  <w:style w:styleId="Subtitle" w:type="paragraph">
-    <w:name w:val="Subtitle"/>
-    <w:basedOn w:val="Title"/>
-    <w:next w:val="BodyText"/>
-    <w:link w:val="SubtitleChar"/>
-    <w:uiPriority w:val="11"/>
-    <w:qFormat/>
-    <w:rsid w:val="00A10FD9"/>
-    <w:pPr>
-      <w:numPr>
-        <w:ilvl w:val="1"/>
-      </w:numPr>
-    </w:pPr>
-    <w:rPr>
-      <w:rFonts w:cstheme="majorBidi" w:eastAsiaTheme="majorEastAsia"/>
-      <w:spacing w:val="15"/>
+  <w:style w:type="paragraph" w:styleId="1">
+    <w:name w:val="heading 1"/>
+    <w:basedOn w:val="a"/>
+    <w:next w:val="a0"/>
+    <w:link w:val="1Char"/>
+    <w:uiPriority w:val="9"/>
+    <w:qFormat/>
+    <w:rsid w:val="00A10FD9"/>
+    <w:pPr>
+      <w:keepNext/>
+      <w:keepLines/>
+      <w:spacing w:before="360" w:after="80"/>
+      <w:outlineLvl w:val="0"/>
+    </w:pPr>
+    <w:rPr>
+      <w:rFonts w:asciiTheme="majorHAnsi" w:eastAsiaTheme="majorEastAsia" w:hAnsiTheme="majorHAnsi" w:cstheme="majorBidi"/>
+      <w:color w:val="0F4761" w:themeColor="accent1" w:themeShade="BF"/>
+      <w:sz w:val="40"/>
+      <w:szCs w:val="40"/>
+    </w:rPr>
+  </w:style>
+  <w:style w:type="paragraph" w:styleId="2">
+    <w:name w:val="heading 2"/>
+    <w:basedOn w:val="a"/>
+    <w:next w:val="a0"/>
+    <w:link w:val="2Char"/>
+    <w:uiPriority w:val="9"/>
+    <w:semiHidden/>
+    <w:unhideWhenUsed/>
+    <w:qFormat/>
+    <w:rsid w:val="00A10FD9"/>
+    <w:pPr>
+      <w:keepNext/>
+      <w:keepLines/>
+      <w:spacing w:before="160" w:after="80"/>
+      <w:outlineLvl w:val="1"/>
+    </w:pPr>
+    <w:rPr>
+      <w:rFonts w:asciiTheme="majorHAnsi" w:eastAsiaTheme="majorEastAsia" w:hAnsiTheme="majorHAnsi" w:cstheme="majorBidi"/>
+      <w:color w:val="0F4761" w:themeColor="accent1" w:themeShade="BF"/>
+      <w:sz w:val="32"/>
+      <w:szCs w:val="32"/>
+    </w:rPr>
+  </w:style>
+  <w:style w:type="paragraph" w:styleId="3">
+    <w:name w:val="heading 3"/>
+    <w:basedOn w:val="a"/>
+    <w:next w:val="a0"/>
+    <w:link w:val="3Char"/>
+    <w:uiPriority w:val="9"/>
+    <w:semiHidden/>
+    <w:unhideWhenUsed/>
+    <w:qFormat/>
+    <w:rsid w:val="00A10FD9"/>
+    <w:pPr>
+      <w:keepNext/>
+      <w:keepLines/>
+      <w:spacing w:before="160" w:after="80"/>
+      <w:outlineLvl w:val="2"/>
+    </w:pPr>
+    <w:rPr>
+      <w:rFonts w:eastAsiaTheme="majorEastAsia" w:cstheme="majorBidi"/>
+      <w:color w:val="0F4761" w:themeColor="accent1" w:themeShade="BF"/>
       <w:sz w:val="28"/>
       <w:szCs w:val="28"/>
     </w:rPr>
   </w:style>
-  <w:style w:customStyle="1" w:styleId="SubtitleChar" w:type="character">
-    <w:name w:val="Subtitle Char"/>
-    <w:basedOn w:val="DefaultParagraphFont"/>
-    <w:link w:val="Subtitle"/>
-    <w:uiPriority w:val="11"/>
-    <w:rsid w:val="00A10FD9"/>
-    <w:rPr>
-      <w:rFonts w:cstheme="majorBidi" w:eastAsiaTheme="majorEastAsia"/>
-      <w:color w:themeColor="text1" w:themeTint="A6" w:val="595959"/>
-      <w:spacing w:val="15"/>
-      <w:sz w:val="28"/>
-      <w:szCs w:val="28"/>
-    </w:rPr>
-  </w:style>
-  <w:style w:customStyle="1" w:styleId="Author" w:type="paragraph">
-    <w:name w:val="Author"/>
-    <w:basedOn w:val="Title"/>
-    <w:next w:val="BodyText"/>
-    <w:qFormat/>
+  <w:style w:type="paragraph" w:styleId="4">
+    <w:name w:val="heading 4"/>
+    <w:basedOn w:val="a"/>
+    <w:next w:val="a0"/>
+    <w:link w:val="4Char"/>
+    <w:uiPriority w:val="9"/>
+    <w:semiHidden/>
+    <w:unhideWhenUsed/>
+    <w:qFormat/>
+    <w:rsid w:val="00A10FD9"/>
     <w:pPr>
       <w:keepNext/>
       <w:keepLines/>
-    </w:pPr>
-    <w:rPr>
-      <w:sz w:val="24"/>
-      <w:szCs w:val="24"/>
-    </w:rPr>
-  </w:style>
-  <w:style w:styleId="Date" w:type="paragraph">
-    <w:name w:val="Date"/>
-    <w:basedOn w:val="Title"/>
-    <w:next w:val="BodyText"/>
-    <w:qFormat/>
+      <w:spacing w:before="80" w:after="40"/>
+      <w:outlineLvl w:val="3"/>
+    </w:pPr>
+    <w:rPr>
+      <w:rFonts w:eastAsiaTheme="majorEastAsia" w:cstheme="majorBidi"/>
+      <w:i/>
+      <w:iCs/>
+      <w:color w:val="0F4761" w:themeColor="accent1" w:themeShade="BF"/>
+    </w:rPr>
+  </w:style>
+  <w:style w:type="paragraph" w:styleId="5">
+    <w:name w:val="heading 5"/>
+    <w:basedOn w:val="a"/>
+    <w:next w:val="a0"/>
+    <w:link w:val="5Char"/>
+    <w:uiPriority w:val="9"/>
+    <w:semiHidden/>
+    <w:unhideWhenUsed/>
+    <w:qFormat/>
+    <w:rsid w:val="00A10FD9"/>
     <w:pPr>
       <w:keepNext/>
       <w:keepLines/>
-    </w:pPr>
-    <w:rPr>
-      <w:sz w:val="24"/>
-      <w:szCs w:val="24"/>
-    </w:rPr>
-  </w:style>
-  <w:style w:customStyle="1" w:styleId="AbstractTitle" w:type="paragraph">
-    <w:name w:val="Abstract Title"/>
-    <w:basedOn w:val="Normal"/>
-    <w:next w:val="Abstract"/>
-    <w:qFormat/>
+      <w:spacing w:before="80" w:after="40"/>
+      <w:outlineLvl w:val="4"/>
+    </w:pPr>
+    <w:rPr>
+      <w:rFonts w:eastAsiaTheme="majorEastAsia" w:cstheme="majorBidi"/>
+      <w:color w:val="0F4761" w:themeColor="accent1" w:themeShade="BF"/>
+    </w:rPr>
+  </w:style>
+  <w:style w:type="paragraph" w:styleId="6">
+    <w:name w:val="heading 6"/>
+    <w:basedOn w:val="a"/>
+    <w:next w:val="a0"/>
+    <w:link w:val="6Char"/>
+    <w:uiPriority w:val="9"/>
+    <w:semiHidden/>
+    <w:unhideWhenUsed/>
+    <w:qFormat/>
+    <w:rsid w:val="00A10FD9"/>
     <w:pPr>
       <w:keepNext/>
       <w:keepLines/>
-      <w:spacing w:after="0" w:before="300"/>
-      <w:jc w:val="center"/>
-    </w:pPr>
-    <w:rPr>
-      <w:b/>
-      <w:sz w:val="20"/>
-      <w:szCs w:val="20"/>
-    </w:rPr>
-  </w:style>
-  <w:style w:customStyle="1" w:styleId="Abstract" w:type="paragraph">
-    <w:name w:val="Abstract"/>
-    <w:basedOn w:val="Normal"/>
-    <w:next w:val="BodyText"/>
-    <w:qFormat/>
+      <w:spacing w:before="40" w:after="0"/>
+      <w:outlineLvl w:val="5"/>
+    </w:pPr>
+    <w:rPr>
+      <w:rFonts w:eastAsiaTheme="majorEastAsia" w:cstheme="majorBidi"/>
+      <w:i/>
+      <w:iCs/>
+      <w:color w:val="595959" w:themeColor="text1" w:themeTint="A6"/>
+    </w:rPr>
+  </w:style>
+  <w:style w:type="paragraph" w:styleId="7">
+    <w:name w:val="heading 7"/>
+    <w:basedOn w:val="a"/>
+    <w:next w:val="a0"/>
+    <w:link w:val="7Char"/>
+    <w:uiPriority w:val="9"/>
+    <w:semiHidden/>
+    <w:unhideWhenUsed/>
+    <w:qFormat/>
+    <w:rsid w:val="00A10FD9"/>
     <w:pPr>
       <w:keepNext/>
       <w:keepLines/>
-      <w:spacing w:after="300" w:before="100"/>
-    </w:pPr>
-    <w:rPr>
-      <w:sz w:val="20"/>
-      <w:szCs w:val="20"/>
-    </w:rPr>
-  </w:style>
-  <w:style w:styleId="Bibliography" w:type="paragraph">
-    <w:name w:val="Bibliography"/>
-    <w:basedOn w:val="Normal"/>
-    <w:next w:val="Bibliography"/>
-    <w:qFormat/>
-    <w:pPr/>
-    <w:rPr/>
-  </w:style>
-  <w:style w:styleId="Heading1" w:type="paragraph">
-    <w:name w:val="heading 1"/>
-    <w:basedOn w:val="Normal"/>
-    <w:next w:val="BodyText"/>
-    <w:link w:val="Heading1Char"/>
-    <w:uiPriority w:val="9"/>
-    <w:qFormat/>
-    <w:rsid w:val="00A10FD9"/>
-    <w:pPr>
-      <w:keepNext/>
-      <w:keepLines/>
-      <w:spacing w:after="80" w:before="360"/>
-      <w:outlineLvl w:val="0"/>
-    </w:pPr>
-    <w:rPr>
-      <w:rFonts w:asciiTheme="majorHAnsi" w:cstheme="majorBidi" w:eastAsiaTheme="majorEastAsia" w:hAnsiTheme="majorHAnsi"/>
-      <w:color w:themeColor="accent1" w:themeShade="BF" w:val="0F4761"/>
-      <w:sz w:val="40"/>
-      <w:szCs w:val="40"/>
-    </w:rPr>
-  </w:style>
-  <w:style w:styleId="Heading2" w:type="paragraph">
-    <w:name w:val="heading 2"/>
-    <w:basedOn w:val="Normal"/>
-    <w:next w:val="BodyText"/>
-    <w:link w:val="Heading2Char"/>
-    <w:uiPriority w:val="9"/>
-    <w:semiHidden/>
-    <w:unhideWhenUsed/>
-    <w:qFormat/>
-    <w:rsid w:val="00A10FD9"/>
-    <w:pPr>
-      <w:keepNext/>
-      <w:keepLines/>
-      <w:spacing w:after="80" w:before="160"/>
-      <w:outlineLvl w:val="1"/>
-    </w:pPr>
-    <w:rPr>
-      <w:rFonts w:asciiTheme="majorHAnsi" w:cstheme="majorBidi" w:eastAsiaTheme="majorEastAsia" w:hAnsiTheme="majorHAnsi"/>
-      <w:color w:themeColor="accent1" w:themeShade="BF" w:val="0F4761"/>
-      <w:sz w:val="32"/>
-      <w:szCs w:val="32"/>
-    </w:rPr>
-  </w:style>
-  <w:style w:styleId="Heading3" w:type="paragraph">
-    <w:name w:val="heading 3"/>
-    <w:basedOn w:val="Normal"/>
-    <w:next w:val="BodyText"/>
-    <w:link w:val="Heading3Char"/>
-    <w:uiPriority w:val="9"/>
-    <w:semiHidden/>
-    <w:unhideWhenUsed/>
-    <w:qFormat/>
-    <w:rsid w:val="00A10FD9"/>
-    <w:pPr>
-      <w:keepNext/>
-      <w:keepLines/>
-      <w:spacing w:after="80" w:before="160"/>
-      <w:outlineLvl w:val="2"/>
-    </w:pPr>
-    <w:rPr>
-      <w:rFonts w:cstheme="majorBidi" w:eastAsiaTheme="majorEastAsia"/>
-      <w:color w:themeColor="accent1" w:themeShade="BF" w:val="0F4761"/>
-      <w:sz w:val="28"/>
-      <w:szCs w:val="28"/>
-    </w:rPr>
-  </w:style>
-  <w:style w:styleId="Heading4" w:type="paragraph">
-    <w:name w:val="heading 4"/>
-    <w:basedOn w:val="Normal"/>
-    <w:next w:val="BodyText"/>
-    <w:link w:val="Heading4Char"/>
-    <w:uiPriority w:val="9"/>
-    <w:semiHidden/>
-    <w:unhideWhenUsed/>
-    <w:qFormat/>
-    <w:rsid w:val="00A10FD9"/>
-    <w:pPr>
-      <w:keepNext/>
-      <w:keepLines/>
-      <w:spacing w:after="40" w:before="80"/>
-      <w:outlineLvl w:val="3"/>
-    </w:pPr>
-    <w:rPr>
-      <w:rFonts w:cstheme="majorBidi" w:eastAsiaTheme="majorEastAsia"/>
-      <w:i/>
-      <w:iCs/>
-      <w:color w:themeColor="accent1" w:themeShade="BF" w:val="0F4761"/>
-    </w:rPr>
-  </w:style>
-  <w:style w:styleId="Heading5" w:type="paragraph">
-    <w:name w:val="heading 5"/>
-    <w:basedOn w:val="Normal"/>
-    <w:next w:val="BodyText"/>
-    <w:link w:val="Heading5Char"/>
-    <w:uiPriority w:val="9"/>
-    <w:semiHidden/>
-    <w:unhideWhenUsed/>
-    <w:qFormat/>
-    <w:rsid w:val="00A10FD9"/>
-    <w:pPr>
-      <w:keepNext/>
-      <w:keepLines/>
-      <w:spacing w:after="40" w:before="80"/>
-      <w:outlineLvl w:val="4"/>
-    </w:pPr>
-    <w:rPr>
-      <w:rFonts w:cstheme="majorBidi" w:eastAsiaTheme="majorEastAsia"/>
-      <w:color w:themeColor="accent1" w:themeShade="BF" w:val="0F4761"/>
-    </w:rPr>
-  </w:style>
-  <w:style w:styleId="Heading6" w:type="paragraph">
-    <w:name w:val="heading 6"/>
-    <w:basedOn w:val="Normal"/>
-    <w:next w:val="BodyText"/>
-    <w:link w:val="Heading6Char"/>
-    <w:uiPriority w:val="9"/>
-    <w:semiHidden/>
-    <w:unhideWhenUsed/>
-    <w:qFormat/>
-    <w:rsid w:val="00A10FD9"/>
-    <w:pPr>
-      <w:keepNext/>
-      <w:keepLines/>
-      <w:spacing w:after="0" w:before="40"/>
-      <w:outlineLvl w:val="5"/>
-    </w:pPr>
-    <w:rPr>
-      <w:rFonts w:cstheme="majorBidi" w:eastAsiaTheme="majorEastAsia"/>
-      <w:i/>
-      <w:iCs/>
-      <w:color w:themeColor="text1" w:themeTint="A6" w:val="595959"/>
-    </w:rPr>
-  </w:style>
-  <w:style w:styleId="Heading7" w:type="paragraph">
-    <w:name w:val="heading 7"/>
-    <w:basedOn w:val="Normal"/>
-    <w:next w:val="BodyText"/>
-    <w:link w:val="Heading7Char"/>
-    <w:uiPriority w:val="9"/>
-    <w:semiHidden/>
-    <w:unhideWhenUsed/>
-    <w:qFormat/>
-    <w:rsid w:val="00A10FD9"/>
-    <w:pPr>
-      <w:keepNext/>
-      <w:keepLines/>
-      <w:spacing w:after="0" w:before="40"/>
+      <w:spacing w:before="40" w:after="0"/>
       <w:outlineLvl w:val="6"/>
     </w:pPr>
     <w:rPr>
-      <w:rFonts w:cstheme="majorBidi" w:eastAsiaTheme="majorEastAsia"/>
-      <w:color w:themeColor="text1" w:themeTint="A6" w:val="595959"/>
-    </w:rPr>
-  </w:style>
-  <w:style w:styleId="Heading8" w:type="paragraph">
+      <w:rFonts w:eastAsiaTheme="majorEastAsia" w:cstheme="majorBidi"/>
+      <w:color w:val="595959" w:themeColor="text1" w:themeTint="A6"/>
+    </w:rPr>
+  </w:style>
+  <w:style w:type="paragraph" w:styleId="8">
     <w:name w:val="heading 8"/>
-    <w:basedOn w:val="Normal"/>
-    <w:next w:val="BodyText"/>
-    <w:link w:val="Heading8Char"/>
+    <w:basedOn w:val="a"/>
+    <w:next w:val="a0"/>
+    <w:link w:val="8Char"/>
     <w:uiPriority w:val="9"/>
     <w:semiHidden/>
     <w:unhideWhenUsed/>
@@ -592,17 +665,17 @@
       <w:outlineLvl w:val="7"/>
     </w:pPr>
     <w:rPr>
-      <w:rFonts w:cstheme="majorBidi" w:eastAsiaTheme="majorEastAsia"/>
+      <w:rFonts w:eastAsiaTheme="majorEastAsia" w:cstheme="majorBidi"/>
       <w:i/>
       <w:iCs/>
-      <w:color w:themeColor="text1" w:themeTint="D8" w:val="272727"/>
-    </w:rPr>
-  </w:style>
-  <w:style w:styleId="Heading9" w:type="paragraph">
+      <w:color w:val="272727" w:themeColor="text1" w:themeTint="D8"/>
+    </w:rPr>
+  </w:style>
+  <w:style w:type="paragraph" w:styleId="9">
     <w:name w:val="heading 9"/>
-    <w:basedOn w:val="Normal"/>
-    <w:next w:val="BodyText"/>
-    <w:link w:val="Heading9Char"/>
+    <w:basedOn w:val="a"/>
+    <w:next w:val="a0"/>
+    <w:link w:val="9Char"/>
     <w:uiPriority w:val="9"/>
     <w:semiHidden/>
     <w:unhideWhenUsed/>
@@ -615,193 +688,365 @@
       <w:outlineLvl w:val="8"/>
     </w:pPr>
     <w:rPr>
-      <w:rFonts w:cstheme="majorBidi" w:eastAsiaTheme="majorEastAsia"/>
-      <w:color w:themeColor="text1" w:themeTint="D8" w:val="272727"/>
-    </w:rPr>
-  </w:style>
-  <w:style w:customStyle="1" w:styleId="Heading1Char" w:type="character">
-    <w:name w:val="Heading 1 Char"/>
-    <w:basedOn w:val="DefaultParagraphFont"/>
-    <w:link w:val="Heading1"/>
-    <w:uiPriority w:val="9"/>
-    <w:rsid w:val="00A10FD9"/>
-    <w:rPr>
-      <w:rFonts w:asciiTheme="majorHAnsi" w:cstheme="majorBidi" w:eastAsiaTheme="majorEastAsia" w:hAnsiTheme="majorHAnsi"/>
-      <w:color w:themeColor="accent1" w:themeShade="BF" w:val="0F4761"/>
+      <w:rFonts w:eastAsiaTheme="majorEastAsia" w:cstheme="majorBidi"/>
+      <w:color w:val="272727" w:themeColor="text1" w:themeTint="D8"/>
+    </w:rPr>
+  </w:style>
+  <w:style w:type="character" w:default="1" w:styleId="a1">
+    <w:name w:val="Default Paragraph Font"/>
+    <w:uiPriority w:val="1"/>
+    <w:semiHidden/>
+    <w:unhideWhenUsed/>
+  </w:style>
+  <w:style w:type="table" w:default="1" w:styleId="a2">
+    <w:name w:val="Normal Table"/>
+    <w:uiPriority w:val="99"/>
+    <w:semiHidden/>
+    <w:unhideWhenUsed/>
+    <w:tblPr>
+      <w:tblInd w:w="0" w:type="dxa"/>
+      <w:tblCellMar>
+        <w:top w:w="0" w:type="dxa"/>
+        <w:left w:w="108" w:type="dxa"/>
+        <w:bottom w:w="0" w:type="dxa"/>
+        <w:right w:w="108" w:type="dxa"/>
+      </w:tblCellMar>
+    </w:tblPr>
+  </w:style>
+  <w:style w:type="numbering" w:default="1" w:styleId="a3">
+    <w:name w:val="No List"/>
+    <w:uiPriority w:val="99"/>
+    <w:semiHidden/>
+    <w:unhideWhenUsed/>
+  </w:style>
+  <w:style w:type="paragraph" w:styleId="a0">
+    <w:name w:val="Body Text"/>
+    <w:basedOn w:val="a"/>
+    <w:qFormat/>
+    <w:pPr>
+      <w:spacing w:before="180" w:after="180"/>
+    </w:pPr>
+  </w:style>
+  <w:style w:type="paragraph" w:customStyle="1" w:styleId="FirstParagraph">
+    <w:name w:val="First Paragraph"/>
+    <w:basedOn w:val="a0"/>
+    <w:next w:val="a0"/>
+    <w:qFormat/>
+  </w:style>
+  <w:style w:type="paragraph" w:customStyle="1" w:styleId="Compact">
+    <w:name w:val="Compact"/>
+    <w:basedOn w:val="a0"/>
+    <w:qFormat/>
+    <w:pPr>
+      <w:spacing w:before="36" w:after="36"/>
+    </w:pPr>
+  </w:style>
+  <w:style w:type="paragraph" w:styleId="a4">
+    <w:name w:val="Title"/>
+    <w:basedOn w:val="a"/>
+    <w:next w:val="a0"/>
+    <w:link w:val="Char"/>
+    <w:uiPriority w:val="10"/>
+    <w:qFormat/>
+    <w:rsid w:val="00A10FD9"/>
+    <w:pPr>
+      <w:spacing w:after="80"/>
+      <w:contextualSpacing/>
+      <w:jc w:val="center"/>
+    </w:pPr>
+    <w:rPr>
+      <w:rFonts w:asciiTheme="majorHAnsi" w:eastAsiaTheme="majorEastAsia" w:hAnsiTheme="majorHAnsi" w:cstheme="majorBidi"/>
+      <w:sz w:val="56"/>
+      <w:szCs w:val="56"/>
+    </w:rPr>
+  </w:style>
+  <w:style w:type="character" w:customStyle="1" w:styleId="Char">
+    <w:name w:val="제목 Char"/>
+    <w:basedOn w:val="a1"/>
+    <w:link w:val="a4"/>
+    <w:uiPriority w:val="10"/>
+    <w:rsid w:val="00A10FD9"/>
+    <w:rPr>
+      <w:rFonts w:asciiTheme="majorHAnsi" w:eastAsiaTheme="majorEastAsia" w:hAnsiTheme="majorHAnsi" w:cstheme="majorBidi"/>
+      <w:sz w:val="56"/>
+      <w:szCs w:val="56"/>
+    </w:rPr>
+  </w:style>
+  <w:style w:type="paragraph" w:styleId="a5">
+    <w:name w:val="Subtitle"/>
+    <w:basedOn w:val="a4"/>
+    <w:next w:val="a0"/>
+    <w:link w:val="Char0"/>
+    <w:uiPriority w:val="11"/>
+    <w:qFormat/>
+    <w:rsid w:val="00A10FD9"/>
+    <w:pPr>
+      <w:numPr>
+        <w:ilvl w:val="1"/>
+      </w:numPr>
+    </w:pPr>
+    <w:rPr>
+      <w:spacing w:val="15"/>
+      <w:sz w:val="28"/>
+      <w:szCs w:val="28"/>
+    </w:rPr>
+  </w:style>
+  <w:style w:type="character" w:customStyle="1" w:styleId="Char0">
+    <w:name w:val="부제 Char"/>
+    <w:basedOn w:val="a1"/>
+    <w:link w:val="a5"/>
+    <w:uiPriority w:val="11"/>
+    <w:rsid w:val="00A10FD9"/>
+    <w:rPr>
+      <w:rFonts w:eastAsiaTheme="majorEastAsia" w:cstheme="majorBidi"/>
+      <w:color w:val="595959" w:themeColor="text1" w:themeTint="A6"/>
+      <w:spacing w:val="15"/>
+      <w:sz w:val="28"/>
+      <w:szCs w:val="28"/>
+    </w:rPr>
+  </w:style>
+  <w:style w:type="paragraph" w:customStyle="1" w:styleId="Author">
+    <w:name w:val="Author"/>
+    <w:basedOn w:val="a4"/>
+    <w:next w:val="a0"/>
+    <w:qFormat/>
+    <w:pPr>
+      <w:keepNext/>
+      <w:keepLines/>
+    </w:pPr>
+    <w:rPr>
+      <w:sz w:val="24"/>
+      <w:szCs w:val="24"/>
+    </w:rPr>
+  </w:style>
+  <w:style w:type="paragraph" w:styleId="a6">
+    <w:name w:val="Date"/>
+    <w:basedOn w:val="a4"/>
+    <w:next w:val="a0"/>
+    <w:qFormat/>
+    <w:pPr>
+      <w:keepNext/>
+      <w:keepLines/>
+    </w:pPr>
+    <w:rPr>
+      <w:sz w:val="24"/>
+      <w:szCs w:val="24"/>
+    </w:rPr>
+  </w:style>
+  <w:style w:type="paragraph" w:customStyle="1" w:styleId="AbstractTitle">
+    <w:name w:val="Abstract Title"/>
+    <w:basedOn w:val="a"/>
+    <w:next w:val="Abstract"/>
+    <w:qFormat/>
+    <w:pPr>
+      <w:keepNext/>
+      <w:keepLines/>
+      <w:spacing w:before="300" w:after="0"/>
+      <w:jc w:val="center"/>
+    </w:pPr>
+    <w:rPr>
+      <w:b/>
+      <w:sz w:val="20"/>
+      <w:szCs w:val="20"/>
+    </w:rPr>
+  </w:style>
+  <w:style w:type="paragraph" w:customStyle="1" w:styleId="Abstract">
+    <w:name w:val="Abstract"/>
+    <w:basedOn w:val="a"/>
+    <w:next w:val="a0"/>
+    <w:qFormat/>
+    <w:pPr>
+      <w:keepNext/>
+      <w:keepLines/>
+      <w:spacing w:before="100" w:after="300"/>
+    </w:pPr>
+    <w:rPr>
+      <w:sz w:val="20"/>
+      <w:szCs w:val="20"/>
+    </w:rPr>
+  </w:style>
+  <w:style w:type="paragraph" w:styleId="a7">
+    <w:name w:val="Bibliography"/>
+    <w:basedOn w:val="a"/>
+    <w:qFormat/>
+  </w:style>
+  <w:style w:type="character" w:customStyle="1" w:styleId="1Char">
+    <w:name w:val="제목 1 Char"/>
+    <w:basedOn w:val="a1"/>
+    <w:link w:val="1"/>
+    <w:uiPriority w:val="9"/>
+    <w:rsid w:val="00A10FD9"/>
+    <w:rPr>
+      <w:rFonts w:asciiTheme="majorHAnsi" w:eastAsiaTheme="majorEastAsia" w:hAnsiTheme="majorHAnsi" w:cstheme="majorBidi"/>
+      <w:color w:val="0F4761" w:themeColor="accent1" w:themeShade="BF"/>
       <w:sz w:val="40"/>
       <w:szCs w:val="40"/>
     </w:rPr>
   </w:style>
-  <w:style w:customStyle="1" w:styleId="Heading2Char" w:type="character">
-    <w:name w:val="Heading 2 Char"/>
-    <w:basedOn w:val="DefaultParagraphFont"/>
-    <w:link w:val="Heading2"/>
-    <w:uiPriority w:val="9"/>
-    <w:semiHidden/>
-    <w:rsid w:val="00A10FD9"/>
-    <w:rPr>
-      <w:rFonts w:asciiTheme="majorHAnsi" w:cstheme="majorBidi" w:eastAsiaTheme="majorEastAsia" w:hAnsiTheme="majorHAnsi"/>
-      <w:color w:themeColor="accent1" w:themeShade="BF" w:val="0F4761"/>
+  <w:style w:type="character" w:customStyle="1" w:styleId="2Char">
+    <w:name w:val="제목 2 Char"/>
+    <w:basedOn w:val="a1"/>
+    <w:link w:val="2"/>
+    <w:uiPriority w:val="9"/>
+    <w:semiHidden/>
+    <w:rsid w:val="00A10FD9"/>
+    <w:rPr>
+      <w:rFonts w:asciiTheme="majorHAnsi" w:eastAsiaTheme="majorEastAsia" w:hAnsiTheme="majorHAnsi" w:cstheme="majorBidi"/>
+      <w:color w:val="0F4761" w:themeColor="accent1" w:themeShade="BF"/>
       <w:sz w:val="32"/>
       <w:szCs w:val="32"/>
     </w:rPr>
   </w:style>
-  <w:style w:customStyle="1" w:styleId="Heading3Char" w:type="character">
-    <w:name w:val="Heading 3 Char"/>
-    <w:basedOn w:val="DefaultParagraphFont"/>
-    <w:link w:val="Heading3"/>
-    <w:uiPriority w:val="9"/>
-    <w:semiHidden/>
-    <w:rsid w:val="00A10FD9"/>
-    <w:rPr>
-      <w:rFonts w:cstheme="majorBidi" w:eastAsiaTheme="majorEastAsia"/>
-      <w:color w:themeColor="accent1" w:themeShade="BF" w:val="0F4761"/>
+  <w:style w:type="character" w:customStyle="1" w:styleId="3Char">
+    <w:name w:val="제목 3 Char"/>
+    <w:basedOn w:val="a1"/>
+    <w:link w:val="3"/>
+    <w:uiPriority w:val="9"/>
+    <w:semiHidden/>
+    <w:rsid w:val="00A10FD9"/>
+    <w:rPr>
+      <w:rFonts w:eastAsiaTheme="majorEastAsia" w:cstheme="majorBidi"/>
+      <w:color w:val="0F4761" w:themeColor="accent1" w:themeShade="BF"/>
       <w:sz w:val="28"/>
       <w:szCs w:val="28"/>
     </w:rPr>
   </w:style>
-  <w:style w:customStyle="1" w:styleId="Heading4Char" w:type="character">
-    <w:name w:val="Heading 4 Char"/>
-    <w:basedOn w:val="DefaultParagraphFont"/>
-    <w:link w:val="Heading4"/>
-    <w:uiPriority w:val="9"/>
-    <w:semiHidden/>
-    <w:rsid w:val="00A10FD9"/>
-    <w:rPr>
-      <w:rFonts w:cstheme="majorBidi" w:eastAsiaTheme="majorEastAsia"/>
+  <w:style w:type="character" w:customStyle="1" w:styleId="4Char">
+    <w:name w:val="제목 4 Char"/>
+    <w:basedOn w:val="a1"/>
+    <w:link w:val="4"/>
+    <w:uiPriority w:val="9"/>
+    <w:semiHidden/>
+    <w:rsid w:val="00A10FD9"/>
+    <w:rPr>
+      <w:rFonts w:eastAsiaTheme="majorEastAsia" w:cstheme="majorBidi"/>
       <w:i/>
       <w:iCs/>
-      <w:color w:themeColor="accent1" w:themeShade="BF" w:val="0F4761"/>
-    </w:rPr>
-  </w:style>
-  <w:style w:customStyle="1" w:styleId="Heading5Char" w:type="character">
-    <w:name w:val="Heading 5 Char"/>
-    <w:basedOn w:val="DefaultParagraphFont"/>
-    <w:link w:val="Heading5"/>
-    <w:uiPriority w:val="9"/>
-    <w:semiHidden/>
-    <w:rsid w:val="00A10FD9"/>
-    <w:rPr>
-      <w:rFonts w:cstheme="majorBidi" w:eastAsiaTheme="majorEastAsia"/>
-      <w:color w:themeColor="accent1" w:themeShade="BF" w:val="0F4761"/>
-    </w:rPr>
-  </w:style>
-  <w:style w:customStyle="1" w:styleId="Heading6Char" w:type="character">
-    <w:name w:val="Heading 6 Char"/>
-    <w:basedOn w:val="DefaultParagraphFont"/>
-    <w:link w:val="Heading6"/>
-    <w:uiPriority w:val="9"/>
-    <w:semiHidden/>
-    <w:rsid w:val="00A10FD9"/>
-    <w:rPr>
-      <w:rFonts w:cstheme="majorBidi" w:eastAsiaTheme="majorEastAsia"/>
+      <w:color w:val="0F4761" w:themeColor="accent1" w:themeShade="BF"/>
+    </w:rPr>
+  </w:style>
+  <w:style w:type="character" w:customStyle="1" w:styleId="5Char">
+    <w:name w:val="제목 5 Char"/>
+    <w:basedOn w:val="a1"/>
+    <w:link w:val="5"/>
+    <w:uiPriority w:val="9"/>
+    <w:semiHidden/>
+    <w:rsid w:val="00A10FD9"/>
+    <w:rPr>
+      <w:rFonts w:eastAsiaTheme="majorEastAsia" w:cstheme="majorBidi"/>
+      <w:color w:val="0F4761" w:themeColor="accent1" w:themeShade="BF"/>
+    </w:rPr>
+  </w:style>
+  <w:style w:type="character" w:customStyle="1" w:styleId="6Char">
+    <w:name w:val="제목 6 Char"/>
+    <w:basedOn w:val="a1"/>
+    <w:link w:val="6"/>
+    <w:uiPriority w:val="9"/>
+    <w:semiHidden/>
+    <w:rsid w:val="00A10FD9"/>
+    <w:rPr>
+      <w:rFonts w:eastAsiaTheme="majorEastAsia" w:cstheme="majorBidi"/>
       <w:i/>
       <w:iCs/>
-      <w:color w:themeColor="text1" w:themeTint="A6" w:val="595959"/>
-    </w:rPr>
-  </w:style>
-  <w:style w:customStyle="1" w:styleId="Heading7Char" w:type="character">
-    <w:name w:val="Heading 7 Char"/>
-    <w:basedOn w:val="DefaultParagraphFont"/>
-    <w:link w:val="Heading7"/>
-    <w:uiPriority w:val="9"/>
-    <w:semiHidden/>
-    <w:rsid w:val="00A10FD9"/>
-    <w:rPr>
-      <w:rFonts w:cstheme="majorBidi" w:eastAsiaTheme="majorEastAsia"/>
-      <w:color w:themeColor="text1" w:themeTint="A6" w:val="595959"/>
-    </w:rPr>
-  </w:style>
-  <w:style w:customStyle="1" w:styleId="Heading8Char" w:type="character">
-    <w:name w:val="Heading 8 Char"/>
-    <w:basedOn w:val="DefaultParagraphFont"/>
-    <w:link w:val="Heading8"/>
-    <w:uiPriority w:val="9"/>
-    <w:semiHidden/>
-    <w:rsid w:val="00A10FD9"/>
-    <w:rPr>
-      <w:rFonts w:cstheme="majorBidi" w:eastAsiaTheme="majorEastAsia"/>
+      <w:color w:val="595959" w:themeColor="text1" w:themeTint="A6"/>
+    </w:rPr>
+  </w:style>
+  <w:style w:type="character" w:customStyle="1" w:styleId="7Char">
+    <w:name w:val="제목 7 Char"/>
+    <w:basedOn w:val="a1"/>
+    <w:link w:val="7"/>
+    <w:uiPriority w:val="9"/>
+    <w:semiHidden/>
+    <w:rsid w:val="00A10FD9"/>
+    <w:rPr>
+      <w:rFonts w:eastAsiaTheme="majorEastAsia" w:cstheme="majorBidi"/>
+      <w:color w:val="595959" w:themeColor="text1" w:themeTint="A6"/>
+    </w:rPr>
+  </w:style>
+  <w:style w:type="character" w:customStyle="1" w:styleId="8Char">
+    <w:name w:val="제목 8 Char"/>
+    <w:basedOn w:val="a1"/>
+    <w:link w:val="8"/>
+    <w:uiPriority w:val="9"/>
+    <w:semiHidden/>
+    <w:rsid w:val="00A10FD9"/>
+    <w:rPr>
+      <w:rFonts w:eastAsiaTheme="majorEastAsia" w:cstheme="majorBidi"/>
       <w:i/>
       <w:iCs/>
-      <w:color w:themeColor="text1" w:themeTint="D8" w:val="272727"/>
-    </w:rPr>
-  </w:style>
-  <w:style w:customStyle="1" w:styleId="Heading9Char" w:type="character">
-    <w:name w:val="Heading 9 Char"/>
-    <w:basedOn w:val="DefaultParagraphFont"/>
-    <w:link w:val="Heading9"/>
-    <w:uiPriority w:val="9"/>
-    <w:semiHidden/>
-    <w:rsid w:val="00A10FD9"/>
-    <w:rPr>
-      <w:rFonts w:cstheme="majorBidi" w:eastAsiaTheme="majorEastAsia"/>
-      <w:color w:themeColor="text1" w:themeTint="D8" w:val="272727"/>
-    </w:rPr>
-  </w:style>
-  <w:style w:styleId="BlockText" w:type="paragraph">
+      <w:color w:val="272727" w:themeColor="text1" w:themeTint="D8"/>
+    </w:rPr>
+  </w:style>
+  <w:style w:type="character" w:customStyle="1" w:styleId="9Char">
+    <w:name w:val="제목 9 Char"/>
+    <w:basedOn w:val="a1"/>
+    <w:link w:val="9"/>
+    <w:uiPriority w:val="9"/>
+    <w:semiHidden/>
+    <w:rsid w:val="00A10FD9"/>
+    <w:rPr>
+      <w:rFonts w:eastAsiaTheme="majorEastAsia" w:cstheme="majorBidi"/>
+      <w:color w:val="272727" w:themeColor="text1" w:themeTint="D8"/>
+    </w:rPr>
+  </w:style>
+  <w:style w:type="paragraph" w:styleId="a8">
     <w:name w:val="Block Text"/>
-    <w:basedOn w:val="BodyText"/>
-    <w:next w:val="BodyText"/>
+    <w:basedOn w:val="a0"/>
+    <w:next w:val="a0"/>
     <w:uiPriority w:val="9"/>
     <w:unhideWhenUsed/>
     <w:qFormat/>
     <w:pPr>
-      <w:spacing w:after="100" w:before="100"/>
-      <w:ind w:firstLine="0" w:left="480" w:right="480"/>
-    </w:pPr>
-  </w:style>
-  <w:style w:styleId="FootnoteText" w:type="paragraph">
-    <w:name w:val="Footnote Text"/>
-    <w:basedOn w:val="Normal"/>
-    <w:next w:val="FootnoteText"/>
+      <w:spacing w:before="100" w:after="100"/>
+      <w:ind w:left="480" w:right="480"/>
+    </w:pPr>
+  </w:style>
+  <w:style w:type="paragraph" w:styleId="a9">
+    <w:name w:val="footnote text"/>
+    <w:basedOn w:val="a"/>
     <w:uiPriority w:val="9"/>
     <w:unhideWhenUsed/>
     <w:qFormat/>
   </w:style>
-  <w:style w:styleId="FootnoteBlockText" w:type="paragraph">
+  <w:style w:type="paragraph" w:customStyle="1" w:styleId="FootnoteBlockText">
     <w:name w:val="Footnote Block Text"/>
-    <w:basedOn w:val="FootnoteText"/>
-    <w:next w:val="FootnoteText"/>
+    <w:basedOn w:val="a9"/>
+    <w:next w:val="a9"/>
     <w:uiPriority w:val="9"/>
     <w:unhideWhenUsed/>
     <w:qFormat/>
     <w:pPr>
-      <w:spacing w:after="100" w:before="100"/>
-      <w:ind w:firstLine="0" w:left="480" w:right="480"/>
-    </w:pPr>
-  </w:style>
-  <w:style w:default="1" w:styleId="DefaultParagraphFont" w:type="character">
-    <w:name w:val="Default Paragraph Font"/>
+      <w:spacing w:before="100" w:after="100"/>
+      <w:ind w:left="480" w:right="480"/>
+    </w:pPr>
+  </w:style>
+  <w:style w:type="table" w:customStyle="1" w:styleId="Table">
+    <w:name w:val="Table"/>
     <w:semiHidden/>
     <w:unhideWhenUsed/>
-  </w:style>
-  <w:style w:default="1" w:styleId="Table" w:type="table">
-    <w:name w:val="Table"/>
-    <w:basedOn w:val="TableNormal"/>
-    <w:semiHidden/>
-    <w:unhideWhenUsed/>
     <w:qFormat/>
     <w:tblPr>
-      <w:tblInd w:type="dxa" w:w="0"/>
+      <w:tblInd w:w="0" w:type="dxa"/>
       <w:tblCellMar>
-        <w:top w:type="dxa" w:w="0"/>
-        <w:left w:type="dxa" w:w="108"/>
-        <w:bottom w:type="dxa" w:w="0"/>
-        <w:right w:type="dxa" w:w="108"/>
+        <w:top w:w="0" w:type="dxa"/>
+        <w:left w:w="108" w:type="dxa"/>
+        <w:bottom w:w="0" w:type="dxa"/>
+        <w:right w:w="108" w:type="dxa"/>
       </w:tblCellMar>
     </w:tblPr>
     <w:tblStylePr w:type="firstRow">
+      <w:tblPr/>
       <w:tcPr>
         <w:tcBorders>
-          <w:bottom w:val="single"/>
+          <w:bottom w:val="single" w:sz="0" w:space="0" w:color="auto"/>
         </w:tcBorders>
         <w:vAlign w:val="bottom"/>
       </w:tcPr>
     </w:tblStylePr>
   </w:style>
-  <w:style w:customStyle="1" w:styleId="DefinitionTerm" w:type="paragraph">
+  <w:style w:type="paragraph" w:customStyle="1" w:styleId="DefinitionTerm">
     <w:name w:val="Definition Term"/>
-    <w:basedOn w:val="Normal"/>
+    <w:basedOn w:val="a"/>
     <w:next w:val="Definition"/>
     <w:pPr>
       <w:keepNext/>
@@ -812,78 +1057,79 @@
       <w:b/>
     </w:rPr>
   </w:style>
-  <w:style w:customStyle="1" w:styleId="Definition" w:type="paragraph">
+  <w:style w:type="paragraph" w:customStyle="1" w:styleId="Definition">
     <w:name w:val="Definition"/>
-    <w:basedOn w:val="Normal"/>
-  </w:style>
-  <w:style w:styleId="Caption" w:type="paragraph">
-    <w:name w:val="Caption"/>
-    <w:basedOn w:val="Normal"/>
-    <w:link w:val="BodyTextChar"/>
-    <w:pPr>
-      <w:spacing w:after="120" w:before="0"/>
+    <w:basedOn w:val="a"/>
+  </w:style>
+  <w:style w:type="paragraph" w:styleId="aa">
+    <w:name w:val="caption"/>
+    <w:basedOn w:val="a"/>
+    <w:link w:val="Char1"/>
+    <w:pPr>
+      <w:spacing w:after="120"/>
     </w:pPr>
     <w:rPr>
       <w:i/>
     </w:rPr>
   </w:style>
-  <w:style w:customStyle="1" w:styleId="TableCaption" w:type="paragraph">
+  <w:style w:type="paragraph" w:customStyle="1" w:styleId="TableCaption">
     <w:name w:val="Table Caption"/>
-    <w:basedOn w:val="Caption"/>
+    <w:basedOn w:val="aa"/>
     <w:pPr>
       <w:keepNext/>
     </w:pPr>
   </w:style>
-  <w:style w:customStyle="1" w:styleId="ImageCaption" w:type="paragraph">
+  <w:style w:type="paragraph" w:customStyle="1" w:styleId="ImageCaption">
     <w:name w:val="Image Caption"/>
-    <w:basedOn w:val="Caption"/>
-  </w:style>
-  <w:style w:customStyle="1" w:styleId="Figure" w:type="paragraph">
+    <w:basedOn w:val="aa"/>
+  </w:style>
+  <w:style w:type="paragraph" w:customStyle="1" w:styleId="Figure">
     <w:name w:val="Figure"/>
-    <w:basedOn w:val="Normal"/>
-  </w:style>
-  <w:style w:customStyle="1" w:styleId="CaptionedFigure" w:type="paragraph">
+    <w:basedOn w:val="a"/>
+  </w:style>
+  <w:style w:type="paragraph" w:customStyle="1" w:styleId="CaptionedFigure">
     <w:name w:val="Captioned Figure"/>
     <w:basedOn w:val="Figure"/>
     <w:pPr>
       <w:keepNext/>
     </w:pPr>
   </w:style>
-  <w:style w:customStyle="1" w:styleId="BodyTextChar" w:type="character">
-    <w:name w:val="Body Text Char"/>
-    <w:basedOn w:val="DefaultParagraphFont"/>
-    <w:link w:val="BodyText"/>
-  </w:style>
-  <w:style w:customStyle="1" w:styleId="VerbatimChar" w:type="character">
+  <w:style w:type="character" w:customStyle="1" w:styleId="Char1">
+    <w:name w:val="캡션 Char"/>
+    <w:basedOn w:val="a1"/>
+    <w:link w:val="aa"/>
+  </w:style>
+  <w:style w:type="character" w:customStyle="1" w:styleId="VerbatimChar">
     <w:name w:val="Verbatim Char"/>
-    <w:basedOn w:val="BodyTextChar"/>
-    <w:rPr>
-      <w:rFonts w:ascii="Consolas" w:hAnsi="Consolas"/>
-      <w:sz w:val="22"/>
-    </w:rPr>
-  </w:style>
-  <w:style w:customStyle="1" w:styleId="SectionNumber" w:type="character">
+    <w:basedOn w:val="Char1"/>
+    <w:link w:val="SourceCode"/>
+    <w:rPr>
+      <w:rFonts w:ascii="Consolas" w:hAnsi="Consolas"/>
+      <w:sz w:val="22"/>
+    </w:rPr>
+  </w:style>
+  <w:style w:type="character" w:customStyle="1" w:styleId="SectionNumber">
     <w:name w:val="Section Number"/>
-    <w:basedOn w:val="BodyTextChar"/>
-  </w:style>
-  <w:style w:styleId="FootnoteReference" w:type="character">
-    <w:name w:val="Footnote Reference"/>
-    <w:basedOn w:val="BodyTextChar"/>
+    <w:basedOn w:val="Char1"/>
+  </w:style>
+  <w:style w:type="character" w:styleId="ab">
+    <w:name w:val="footnote reference"/>
+    <w:basedOn w:val="Char1"/>
     <w:rPr>
       <w:vertAlign w:val="superscript"/>
     </w:rPr>
   </w:style>
-  <w:style w:styleId="Hyperlink" w:type="character">
+  <w:style w:type="character" w:styleId="ac">
     <w:name w:val="Hyperlink"/>
-    <w:basedOn w:val="BodyTextChar"/>
-    <w:rPr>
-      <w:color w:themeColor="accent1" w:val="4F81BD"/>
-    </w:rPr>
-  </w:style>
-  <w:style w:styleId="TOCHeading" w:type="paragraph">
+    <w:basedOn w:val="Char1"/>
+    <w:rPr>
+      <w:color w:val="156082" w:themeColor="accent1"/>
+    </w:rPr>
+  </w:style>
+  <w:style w:type="paragraph" w:styleId="TOC">
     <w:name w:val="TOC Heading"/>
-    <w:basedOn w:val="Heading1"/>
-    <w:next w:val="BodyText"/>
+    <w:basedOn w:val="1"/>
+    <w:next w:val="a0"/>
     <w:uiPriority w:val="39"/>
     <w:unhideWhenUsed/>
     <w:qFormat/>
@@ -891,246 +1137,305 @@
       <w:spacing w:before="240" w:line="259" w:lineRule="auto"/>
       <w:outlineLvl w:val="9"/>
     </w:pPr>
-    <w:rPr>
-      <w:rFonts w:asciiTheme="majorHAnsi" w:cstheme="majorBidi" w:eastAsiaTheme="majorEastAsia" w:hAnsiTheme="majorHAnsi"/>
-      <w:b w:val="0"/>
-      <w:bCs w:val="0"/>
-      <w:color w:themeColor="accent1" w:themeShade="BF" w:val="365F91"/>
-    </w:rPr>
   </w:style>
   <w:style w:type="paragraph" w:customStyle="1" w:styleId="SourceCode">
     <w:name w:val="Source Code"/>
-    <w:basedOn w:val="Normal"/>
+    <w:basedOn w:val="a"/>
     <w:link w:val="VerbatimChar"/>
     <w:pPr>
-      <w:wordWrap w:val="off"/>
+      <w:wordWrap w:val="0"/>
     </w:pPr>
   </w:style>
   <w:style w:type="character" w:customStyle="1" w:styleId="KeywordTok">
     <w:name w:val="KeywordTok"/>
     <w:basedOn w:val="VerbatimChar"/>
     <w:rPr>
+      <w:rFonts w:ascii="Consolas" w:hAnsi="Consolas"/>
       <w:b/>
       <w:color w:val="007020"/>
+      <w:sz w:val="22"/>
     </w:rPr>
   </w:style>
   <w:style w:type="character" w:customStyle="1" w:styleId="DataTypeTok">
     <w:name w:val="DataTypeTok"/>
     <w:basedOn w:val="VerbatimChar"/>
     <w:rPr>
+      <w:rFonts w:ascii="Consolas" w:hAnsi="Consolas"/>
       <w:color w:val="902000"/>
+      <w:sz w:val="22"/>
     </w:rPr>
   </w:style>
   <w:style w:type="character" w:customStyle="1" w:styleId="DecValTok">
     <w:name w:val="DecValTok"/>
     <w:basedOn w:val="VerbatimChar"/>
     <w:rPr>
-      <w:color w:val="40a070"/>
+      <w:rFonts w:ascii="Consolas" w:hAnsi="Consolas"/>
+      <w:color w:val="40A070"/>
+      <w:sz w:val="22"/>
     </w:rPr>
   </w:style>
   <w:style w:type="character" w:customStyle="1" w:styleId="BaseNTok">
     <w:name w:val="BaseNTok"/>
     <w:basedOn w:val="VerbatimChar"/>
     <w:rPr>
-      <w:color w:val="40a070"/>
+      <w:rFonts w:ascii="Consolas" w:hAnsi="Consolas"/>
+      <w:color w:val="40A070"/>
+      <w:sz w:val="22"/>
     </w:rPr>
   </w:style>
   <w:style w:type="character" w:customStyle="1" w:styleId="FloatTok">
     <w:name w:val="FloatTok"/>
     <w:basedOn w:val="VerbatimChar"/>
     <w:rPr>
-      <w:color w:val="40a070"/>
+      <w:rFonts w:ascii="Consolas" w:hAnsi="Consolas"/>
+      <w:color w:val="40A070"/>
+      <w:sz w:val="22"/>
     </w:rPr>
   </w:style>
   <w:style w:type="character" w:customStyle="1" w:styleId="ConstantTok">
     <w:name w:val="ConstantTok"/>
     <w:basedOn w:val="VerbatimChar"/>
     <w:rPr>
+      <w:rFonts w:ascii="Consolas" w:hAnsi="Consolas"/>
       <w:color w:val="880000"/>
+      <w:sz w:val="22"/>
     </w:rPr>
   </w:style>
   <w:style w:type="character" w:customStyle="1" w:styleId="CharTok">
     <w:name w:val="CharTok"/>
     <w:basedOn w:val="VerbatimChar"/>
     <w:rPr>
-      <w:color w:val="4070a0"/>
+      <w:rFonts w:ascii="Consolas" w:hAnsi="Consolas"/>
+      <w:color w:val="4070A0"/>
+      <w:sz w:val="22"/>
     </w:rPr>
   </w:style>
   <w:style w:type="character" w:customStyle="1" w:styleId="SpecialCharTok">
     <w:name w:val="SpecialCharTok"/>
     <w:basedOn w:val="VerbatimChar"/>
     <w:rPr>
-      <w:color w:val="4070a0"/>
+      <w:rFonts w:ascii="Consolas" w:hAnsi="Consolas"/>
+      <w:color w:val="4070A0"/>
+      <w:sz w:val="22"/>
     </w:rPr>
   </w:style>
   <w:style w:type="character" w:customStyle="1" w:styleId="StringTok">
     <w:name w:val="StringTok"/>
     <w:basedOn w:val="VerbatimChar"/>
     <w:rPr>
-      <w:color w:val="4070a0"/>
+      <w:rFonts w:ascii="Consolas" w:hAnsi="Consolas"/>
+      <w:color w:val="4070A0"/>
+      <w:sz w:val="22"/>
     </w:rPr>
   </w:style>
   <w:style w:type="character" w:customStyle="1" w:styleId="VerbatimStringTok">
     <w:name w:val="VerbatimStringTok"/>
     <w:basedOn w:val="VerbatimChar"/>
     <w:rPr>
-      <w:color w:val="4070a0"/>
+      <w:rFonts w:ascii="Consolas" w:hAnsi="Consolas"/>
+      <w:color w:val="4070A0"/>
+      <w:sz w:val="22"/>
     </w:rPr>
   </w:style>
   <w:style w:type="character" w:customStyle="1" w:styleId="SpecialStringTok">
     <w:name w:val="SpecialStringTok"/>
     <w:basedOn w:val="VerbatimChar"/>
     <w:rPr>
-      <w:color w:val="bb6688"/>
+      <w:rFonts w:ascii="Consolas" w:hAnsi="Consolas"/>
+      <w:color w:val="BB6688"/>
+      <w:sz w:val="22"/>
     </w:rPr>
   </w:style>
   <w:style w:type="character" w:customStyle="1" w:styleId="ImportTok">
     <w:name w:val="ImportTok"/>
     <w:basedOn w:val="VerbatimChar"/>
     <w:rPr>
+      <w:rFonts w:ascii="Consolas" w:hAnsi="Consolas"/>
       <w:b/>
       <w:color w:val="008000"/>
+      <w:sz w:val="22"/>
     </w:rPr>
   </w:style>
   <w:style w:type="character" w:customStyle="1" w:styleId="CommentTok">
     <w:name w:val="CommentTok"/>
     <w:basedOn w:val="VerbatimChar"/>
     <w:rPr>
+      <w:rFonts w:ascii="Consolas" w:hAnsi="Consolas"/>
       <w:i/>
-      <w:color w:val="60a0b0"/>
+      <w:color w:val="60A0B0"/>
+      <w:sz w:val="22"/>
     </w:rPr>
   </w:style>
   <w:style w:type="character" w:customStyle="1" w:styleId="DocumentationTok">
     <w:name w:val="DocumentationTok"/>
     <w:basedOn w:val="VerbatimChar"/>
     <w:rPr>
+      <w:rFonts w:ascii="Consolas" w:hAnsi="Consolas"/>
       <w:i/>
-      <w:color w:val="ba2121"/>
+      <w:color w:val="BA2121"/>
+      <w:sz w:val="22"/>
     </w:rPr>
   </w:style>
   <w:style w:type="character" w:customStyle="1" w:styleId="AnnotationTok">
     <w:name w:val="AnnotationTok"/>
     <w:basedOn w:val="VerbatimChar"/>
     <w:rPr>
+      <w:rFonts w:ascii="Consolas" w:hAnsi="Consolas"/>
       <w:b/>
       <w:i/>
-      <w:color w:val="60a0b0"/>
+      <w:color w:val="60A0B0"/>
+      <w:sz w:val="22"/>
     </w:rPr>
   </w:style>
   <w:style w:type="character" w:customStyle="1" w:styleId="CommentVarTok">
     <w:name w:val="CommentVarTok"/>
     <w:basedOn w:val="VerbatimChar"/>
     <w:rPr>
+      <w:rFonts w:ascii="Consolas" w:hAnsi="Consolas"/>
       <w:b/>
       <w:i/>
-      <w:color w:val="60a0b0"/>
+      <w:color w:val="60A0B0"/>
+      <w:sz w:val="22"/>
     </w:rPr>
   </w:style>
   <w:style w:type="character" w:customStyle="1" w:styleId="OtherTok">
     <w:name w:val="OtherTok"/>
     <w:basedOn w:val="VerbatimChar"/>
     <w:rPr>
+      <w:rFonts w:ascii="Consolas" w:hAnsi="Consolas"/>
       <w:color w:val="007020"/>
+      <w:sz w:val="22"/>
     </w:rPr>
   </w:style>
   <w:style w:type="character" w:customStyle="1" w:styleId="FunctionTok">
     <w:name w:val="FunctionTok"/>
     <w:basedOn w:val="VerbatimChar"/>
     <w:rPr>
-      <w:color w:val="06287e"/>
+      <w:rFonts w:ascii="Consolas" w:hAnsi="Consolas"/>
+      <w:color w:val="06287E"/>
+      <w:sz w:val="22"/>
     </w:rPr>
   </w:style>
   <w:style w:type="character" w:customStyle="1" w:styleId="VariableTok">
     <w:name w:val="VariableTok"/>
     <w:basedOn w:val="VerbatimChar"/>
     <w:rPr>
-      <w:color w:val="19177c"/>
+      <w:rFonts w:ascii="Consolas" w:hAnsi="Consolas"/>
+      <w:color w:val="19177C"/>
+      <w:sz w:val="22"/>
     </w:rPr>
   </w:style>
   <w:style w:type="character" w:customStyle="1" w:styleId="ControlFlowTok">
     <w:name w:val="ControlFlowTok"/>
     <w:basedOn w:val="VerbatimChar"/>
     <w:rPr>
+      <w:rFonts w:ascii="Consolas" w:hAnsi="Consolas"/>
       <w:b/>
       <w:color w:val="007020"/>
+      <w:sz w:val="22"/>
     </w:rPr>
   </w:style>
   <w:style w:type="character" w:customStyle="1" w:styleId="OperatorTok">
     <w:name w:val="OperatorTok"/>
     <w:basedOn w:val="VerbatimChar"/>
     <w:rPr>
+      <w:rFonts w:ascii="Consolas" w:hAnsi="Consolas"/>
       <w:color w:val="666666"/>
+      <w:sz w:val="22"/>
     </w:rPr>
   </w:style>
   <w:style w:type="character" w:customStyle="1" w:styleId="BuiltInTok">
     <w:name w:val="BuiltInTok"/>
     <w:basedOn w:val="VerbatimChar"/>
     <w:rPr>
+      <w:rFonts w:ascii="Consolas" w:hAnsi="Consolas"/>
       <w:color w:val="008000"/>
+      <w:sz w:val="22"/>
     </w:rPr>
   </w:style>
   <w:style w:type="character" w:customStyle="1" w:styleId="ExtensionTok">
     <w:name w:val="ExtensionTok"/>
     <w:basedOn w:val="VerbatimChar"/>
-    <w:rPr/>
+    <w:rPr>
+      <w:rFonts w:ascii="Consolas" w:hAnsi="Consolas"/>
+      <w:sz w:val="22"/>
+    </w:rPr>
   </w:style>
   <w:style w:type="character" w:customStyle="1" w:styleId="PreprocessorTok">
     <w:name w:val="PreprocessorTok"/>
     <w:basedOn w:val="VerbatimChar"/>
     <w:rPr>
-      <w:color w:val="bc7a00"/>
+      <w:rFonts w:ascii="Consolas" w:hAnsi="Consolas"/>
+      <w:color w:val="BC7A00"/>
+      <w:sz w:val="22"/>
     </w:rPr>
   </w:style>
   <w:style w:type="character" w:customStyle="1" w:styleId="AttributeTok">
     <w:name w:val="AttributeTok"/>
     <w:basedOn w:val="VerbatimChar"/>
     <w:rPr>
-      <w:color w:val="7d9029"/>
+      <w:rFonts w:ascii="Consolas" w:hAnsi="Consolas"/>
+      <w:color w:val="7D9029"/>
+      <w:sz w:val="22"/>
     </w:rPr>
   </w:style>
   <w:style w:type="character" w:customStyle="1" w:styleId="RegionMarkerTok">
     <w:name w:val="RegionMarkerTok"/>
     <w:basedOn w:val="VerbatimChar"/>
-    <w:rPr/>
+    <w:rPr>
+      <w:rFonts w:ascii="Consolas" w:hAnsi="Consolas"/>
+      <w:sz w:val="22"/>
+    </w:rPr>
   </w:style>
   <w:style w:type="character" w:customStyle="1" w:styleId="InformationTok">
     <w:name w:val="InformationTok"/>
     <w:basedOn w:val="VerbatimChar"/>
     <w:rPr>
+      <w:rFonts w:ascii="Consolas" w:hAnsi="Consolas"/>
       <w:b/>
       <w:i/>
-      <w:color w:val="60a0b0"/>
+      <w:color w:val="60A0B0"/>
+      <w:sz w:val="22"/>
     </w:rPr>
   </w:style>
   <w:style w:type="character" w:customStyle="1" w:styleId="WarningTok">
     <w:name w:val="WarningTok"/>
     <w:basedOn w:val="VerbatimChar"/>
     <w:rPr>
+      <w:rFonts w:ascii="Consolas" w:hAnsi="Consolas"/>
       <w:b/>
       <w:i/>
-      <w:color w:val="60a0b0"/>
+      <w:color w:val="60A0B0"/>
+      <w:sz w:val="22"/>
     </w:rPr>
   </w:style>
   <w:style w:type="character" w:customStyle="1" w:styleId="AlertTok">
     <w:name w:val="AlertTok"/>
     <w:basedOn w:val="VerbatimChar"/>
     <w:rPr>
+      <w:rFonts w:ascii="Consolas" w:hAnsi="Consolas"/>
       <w:b/>
-      <w:color w:val="ff0000"/>
+      <w:color w:val="FF0000"/>
+      <w:sz w:val="22"/>
     </w:rPr>
   </w:style>
   <w:style w:type="character" w:customStyle="1" w:styleId="ErrorTok">
     <w:name w:val="ErrorTok"/>
     <w:basedOn w:val="VerbatimChar"/>
     <w:rPr>
+      <w:rFonts w:ascii="Consolas" w:hAnsi="Consolas"/>
       <w:b/>
-      <w:color w:val="ff0000"/>
+      <w:color w:val="FF0000"/>
+      <w:sz w:val="22"/>
     </w:rPr>
   </w:style>
   <w:style w:type="character" w:customStyle="1" w:styleId="NormalTok">
     <w:name w:val="NormalTok"/>
     <w:basedOn w:val="VerbatimChar"/>
-    <w:rPr/>
+    <w:rPr>
+      <w:rFonts w:ascii="Consolas" w:hAnsi="Consolas"/>
+      <w:sz w:val="22"/>
+    </w:rPr>
   </w:style>
 </w:styles>
 </file>
